--- a/t02_s5.docx
+++ b/t02_s5.docx
@@ -3,2168 +3,1698 @@
 <w:document xmlns:wpc="http://schemas.microsoft.com/office/word/2010/wordprocessingCanvas" xmlns:mo="http://schemas.microsoft.com/office/mac/office/2008/main" xmlns:mc="http://schemas.openxmlformats.org/markup-compatibility/2006" xmlns:mv="urn:schemas-microsoft-com:mac:vml" xmlns:o="urn:schemas-microsoft-com:office:office" xmlns:r="http://schemas.openxmlformats.org/officeDocument/2006/relationships" xmlns:m="http://schemas.openxmlformats.org/officeDocument/2006/math" xmlns:v="urn:schemas-microsoft-com:vml" xmlns:wp14="http://schemas.microsoft.com/office/word/2010/wordprocessingDrawing" xmlns:wp="http://schemas.openxmlformats.org/drawingml/2006/wordprocessingDrawing" xmlns:w10="urn:schemas-microsoft-com:office:word" xmlns:w="http://schemas.openxmlformats.org/wordprocessingml/2006/main" xmlns:w14="http://schemas.microsoft.com/office/word/2010/wordml" xmlns:wpg="http://schemas.microsoft.com/office/word/2010/wordprocessingGroup" xmlns:wpi="http://schemas.microsoft.com/office/word/2010/wordprocessingInk" xmlns:wne="http://schemas.microsoft.com/office/word/2006/wordml" xmlns:wps="http://schemas.microsoft.com/office/word/2010/wordprocessingShape" mc:Ignorable="w14 wp14">
   <w:body>
     <w:p>
-      <w:pPr>
-        <w:spacing w:after="20" w:before="120"/>
-      </w:pPr>
-      <w:r>
-        <w:rPr>
-          <w:b/>
-          <w:sz w:val="22"/>
-        </w:rPr>
-        <w:t>Question: Dog : Puppy :: Cat : ?</w:t>
-      </w:r>
-    </w:p>
-    <w:p>
-      <w:pPr>
-        <w:spacing w:after="0" w:before="0"/>
-      </w:pPr>
-      <w:r>
-        <w:rPr>
-          <w:b w:val="0"/>
-          <w:sz w:val="22"/>
-        </w:rPr>
-        <w:t>(a) Calf</w:t>
-      </w:r>
-    </w:p>
-    <w:p>
-      <w:pPr>
-        <w:spacing w:after="0" w:before="0"/>
-      </w:pPr>
-      <w:r>
-        <w:rPr>
-          <w:b w:val="0"/>
-          <w:sz w:val="22"/>
-        </w:rPr>
-        <w:t>(b) Kitten</w:t>
-      </w:r>
-    </w:p>
-    <w:p>
-      <w:pPr>
-        <w:spacing w:after="0" w:before="0"/>
-      </w:pPr>
-      <w:r>
-        <w:rPr>
-          <w:b w:val="0"/>
-          <w:sz w:val="22"/>
-        </w:rPr>
-        <w:t>(c) Chick</w:t>
-      </w:r>
-    </w:p>
-    <w:p>
-      <w:pPr>
-        <w:spacing w:after="0" w:before="0"/>
-      </w:pPr>
-      <w:r>
-        <w:rPr>
-          <w:b w:val="0"/>
-          <w:sz w:val="22"/>
-        </w:rPr>
-        <w:t>(d) Cub</w:t>
-      </w:r>
-    </w:p>
-    <w:p>
-      <w:pPr>
-        <w:spacing w:after="0" w:before="40"/>
-      </w:pPr>
-      <w:r>
-        <w:rPr>
-          <w:b/>
-          <w:sz w:val="22"/>
-        </w:rPr>
-        <w:t>Answer: b</w:t>
-      </w:r>
-    </w:p>
-    <w:p>
-      <w:pPr>
-        <w:spacing w:after="0" w:before="0"/>
-      </w:pPr>
-      <w:r>
-        <w:rPr>
-          <w:b w:val="0"/>
-          <w:sz w:val="21"/>
-        </w:rPr>
-        <w:t>Solution: A puppy is a baby dog; a kitten is a baby cat.</w:t>
-      </w:r>
-    </w:p>
-    <w:p>
-      <w:pPr>
-        <w:spacing w:after="0" w:before="0"/>
-      </w:pPr>
-      <w:r>
-        <w:rPr>
-          <w:b w:val="0"/>
-          <w:sz w:val="20"/>
-        </w:rPr>
-        <w:t>Positive Marks: 1</w:t>
-      </w:r>
-    </w:p>
-    <w:p>
-      <w:pPr>
-        <w:spacing w:after="160" w:before="0"/>
-      </w:pPr>
-      <w:r>
-        <w:rPr>
-          <w:b w:val="0"/>
-          <w:sz w:val="20"/>
-        </w:rPr>
-        <w:t>Negative Marks: 0.25</w:t>
-      </w:r>
-    </w:p>
-    <w:p>
-      <w:pPr>
-        <w:spacing w:after="20" w:before="120"/>
-      </w:pPr>
-      <w:r>
-        <w:rPr>
-          <w:b/>
-          <w:sz w:val="22"/>
-        </w:rPr>
-        <w:t>Question: The 'Land of Rising Sun' (Arunachal Pradesh) is bordered by how many countries?</w:t>
-      </w:r>
-    </w:p>
-    <w:p>
-      <w:pPr>
-        <w:spacing w:after="0" w:before="0"/>
-      </w:pPr>
-      <w:r>
-        <w:rPr>
-          <w:b w:val="0"/>
-          <w:sz w:val="22"/>
-        </w:rPr>
-        <w:t>(a) Four</w:t>
-      </w:r>
-    </w:p>
-    <w:p>
-      <w:pPr>
-        <w:spacing w:after="0" w:before="0"/>
-      </w:pPr>
-      <w:r>
-        <w:rPr>
-          <w:b w:val="0"/>
-          <w:sz w:val="22"/>
-        </w:rPr>
-        <w:t>(b) One</w:t>
-      </w:r>
-    </w:p>
-    <w:p>
-      <w:pPr>
-        <w:spacing w:after="0" w:before="0"/>
-      </w:pPr>
-      <w:r>
-        <w:rPr>
-          <w:b w:val="0"/>
-          <w:sz w:val="22"/>
-        </w:rPr>
-        <w:t>(c) Two</w:t>
-      </w:r>
-    </w:p>
-    <w:p>
-      <w:pPr>
-        <w:spacing w:after="0" w:before="0"/>
-      </w:pPr>
-      <w:r>
-        <w:rPr>
-          <w:b w:val="0"/>
-          <w:sz w:val="22"/>
-        </w:rPr>
-        <w:t>(d) Three</w:t>
-      </w:r>
-    </w:p>
-    <w:p>
-      <w:pPr>
-        <w:spacing w:after="0" w:before="40"/>
-      </w:pPr>
-      <w:r>
-        <w:rPr>
-          <w:b/>
-          <w:sz w:val="22"/>
-        </w:rPr>
-        <w:t>Answer: c</w:t>
-      </w:r>
-    </w:p>
-    <w:p>
-      <w:pPr>
-        <w:spacing w:after="0" w:before="0"/>
-      </w:pPr>
-      <w:r>
-        <w:rPr>
-          <w:b w:val="0"/>
-          <w:sz w:val="21"/>
-        </w:rPr>
-        <w:t>Solution: Arunachal Pradesh shares international borders with Bhutan, China (Tibet) and Myanmar - three countries.</w:t>
-      </w:r>
-    </w:p>
-    <w:p>
-      <w:pPr>
-        <w:spacing w:after="0" w:before="0"/>
-      </w:pPr>
-      <w:r>
-        <w:rPr>
-          <w:b w:val="0"/>
-          <w:sz w:val="20"/>
-        </w:rPr>
-        <w:t>Positive Marks: 1</w:t>
-      </w:r>
-    </w:p>
-    <w:p>
-      <w:pPr>
-        <w:spacing w:after="160" w:before="0"/>
-      </w:pPr>
-      <w:r>
-        <w:rPr>
-          <w:b w:val="0"/>
-          <w:sz w:val="20"/>
-        </w:rPr>
-        <w:t>Negative Marks: 0.25</w:t>
-      </w:r>
-    </w:p>
-    <w:p>
-      <w:pPr>
-        <w:spacing w:after="20" w:before="120"/>
-      </w:pPr>
-      <w:r>
-        <w:rPr>
-          <w:b/>
-          <w:sz w:val="22"/>
-        </w:rPr>
-        <w:t>Question: World Tuberculosis Day is observed on:</w:t>
-      </w:r>
-    </w:p>
-    <w:p>
-      <w:pPr>
-        <w:spacing w:after="0" w:before="0"/>
-      </w:pPr>
-      <w:r>
-        <w:rPr>
-          <w:b w:val="0"/>
-          <w:sz w:val="22"/>
-        </w:rPr>
-        <w:t>(a) 1 December</w:t>
-      </w:r>
-    </w:p>
-    <w:p>
-      <w:pPr>
-        <w:spacing w:after="0" w:before="0"/>
-      </w:pPr>
-      <w:r>
-        <w:rPr>
-          <w:b w:val="0"/>
-          <w:sz w:val="22"/>
-        </w:rPr>
-        <w:t>(b) 24 March</w:t>
-      </w:r>
-    </w:p>
-    <w:p>
-      <w:pPr>
-        <w:spacing w:after="0" w:before="0"/>
-      </w:pPr>
-      <w:r>
-        <w:rPr>
-          <w:b w:val="0"/>
-          <w:sz w:val="22"/>
-        </w:rPr>
-        <w:t>(c) 7 April</w:t>
-      </w:r>
-    </w:p>
-    <w:p>
-      <w:pPr>
-        <w:spacing w:after="0" w:before="0"/>
-      </w:pPr>
-      <w:r>
-        <w:rPr>
-          <w:b w:val="0"/>
-          <w:sz w:val="22"/>
-        </w:rPr>
-        <w:t>(d) 22 March</w:t>
-      </w:r>
-    </w:p>
-    <w:p>
-      <w:pPr>
-        <w:spacing w:after="0" w:before="40"/>
-      </w:pPr>
-      <w:r>
-        <w:rPr>
-          <w:b/>
-          <w:sz w:val="22"/>
-        </w:rPr>
-        <w:t>Answer: b</w:t>
-      </w:r>
-    </w:p>
-    <w:p>
-      <w:pPr>
-        <w:spacing w:after="0" w:before="0"/>
-      </w:pPr>
-      <w:r>
-        <w:rPr>
-          <w:b w:val="0"/>
-          <w:sz w:val="21"/>
-        </w:rPr>
-        <w:t>Solution: World TB Day (24 March) marks the discovery of the TB bacillus by Robert Koch in 1882.</w:t>
-      </w:r>
-    </w:p>
-    <w:p>
-      <w:pPr>
-        <w:spacing w:after="0" w:before="0"/>
-      </w:pPr>
-      <w:r>
-        <w:rPr>
-          <w:b w:val="0"/>
-          <w:sz w:val="20"/>
-        </w:rPr>
-        <w:t>Positive Marks: 1</w:t>
-      </w:r>
-    </w:p>
-    <w:p>
-      <w:pPr>
-        <w:spacing w:after="160" w:before="0"/>
-      </w:pPr>
-      <w:r>
-        <w:rPr>
-          <w:b w:val="0"/>
-          <w:sz w:val="20"/>
-        </w:rPr>
-        <w:t>Negative Marks: 0.25</w:t>
-      </w:r>
-    </w:p>
-    <w:p>
-      <w:pPr>
-        <w:spacing w:after="20" w:before="120"/>
-      </w:pPr>
-      <w:r>
-        <w:rPr>
-          <w:b/>
-          <w:sz w:val="22"/>
-        </w:rPr>
-        <w:t>Question: The river Ganga originates from which glacier?</w:t>
-      </w:r>
-    </w:p>
-    <w:p>
-      <w:pPr>
-        <w:spacing w:after="0" w:before="0"/>
-      </w:pPr>
-      <w:r>
-        <w:rPr>
-          <w:b w:val="0"/>
-          <w:sz w:val="22"/>
-        </w:rPr>
-        <w:t>(a) Siachen Glacier</w:t>
-      </w:r>
-    </w:p>
-    <w:p>
-      <w:pPr>
-        <w:spacing w:after="0" w:before="0"/>
-      </w:pPr>
-      <w:r>
-        <w:rPr>
-          <w:b w:val="0"/>
-          <w:sz w:val="22"/>
-        </w:rPr>
-        <w:t>(b) Gangotri Glacier</w:t>
-      </w:r>
-    </w:p>
-    <w:p>
-      <w:pPr>
-        <w:spacing w:after="0" w:before="0"/>
-      </w:pPr>
-      <w:r>
-        <w:rPr>
-          <w:b w:val="0"/>
-          <w:sz w:val="22"/>
-        </w:rPr>
-        <w:t>(c) Zemu Glacier</w:t>
-      </w:r>
-    </w:p>
-    <w:p>
-      <w:pPr>
-        <w:spacing w:after="0" w:before="0"/>
-      </w:pPr>
-      <w:r>
-        <w:rPr>
-          <w:b w:val="0"/>
-          <w:sz w:val="22"/>
-        </w:rPr>
-        <w:t>(d) Pindari Glacier</w:t>
-      </w:r>
-    </w:p>
-    <w:p>
-      <w:pPr>
-        <w:spacing w:after="0" w:before="40"/>
-      </w:pPr>
-      <w:r>
-        <w:rPr>
-          <w:b/>
-          <w:sz w:val="22"/>
-        </w:rPr>
-        <w:t>Answer: b</w:t>
-      </w:r>
-    </w:p>
-    <w:p>
-      <w:pPr>
-        <w:spacing w:after="0" w:before="0"/>
-      </w:pPr>
-      <w:r>
-        <w:rPr>
-          <w:b w:val="0"/>
-          <w:sz w:val="21"/>
-        </w:rPr>
-        <w:t>Solution: The Ganga originates from the Gangotri Glacier (Gaumukh) in Uttarakhand.</w:t>
-      </w:r>
-    </w:p>
-    <w:p>
-      <w:pPr>
-        <w:spacing w:after="0" w:before="0"/>
-      </w:pPr>
-      <w:r>
-        <w:rPr>
-          <w:b w:val="0"/>
-          <w:sz w:val="20"/>
-        </w:rPr>
-        <w:t>Positive Marks: 1</w:t>
-      </w:r>
-    </w:p>
-    <w:p>
-      <w:pPr>
-        <w:spacing w:after="160" w:before="0"/>
-      </w:pPr>
-      <w:r>
-        <w:rPr>
-          <w:b w:val="0"/>
-          <w:sz w:val="20"/>
-        </w:rPr>
-        <w:t>Negative Marks: 0.25</w:t>
-      </w:r>
-    </w:p>
-    <w:p>
-      <w:pPr>
-        <w:spacing w:after="20" w:before="120"/>
-      </w:pPr>
-      <w:r>
-        <w:rPr>
-          <w:b/>
-          <w:sz w:val="22"/>
-        </w:rPr>
-        <w:t>Question: If 'CAT' is coded as '3120', how is 'DOG' coded?</w:t>
-      </w:r>
-    </w:p>
-    <w:p>
-      <w:pPr>
-        <w:spacing w:after="0" w:before="0"/>
-      </w:pPr>
-      <w:r>
-        <w:rPr>
-          <w:b w:val="0"/>
-          <w:sz w:val="22"/>
-        </w:rPr>
-        <w:t>(a) 4167</w:t>
-      </w:r>
-    </w:p>
-    <w:p>
-      <w:pPr>
-        <w:spacing w:after="0" w:before="0"/>
-      </w:pPr>
-      <w:r>
-        <w:rPr>
-          <w:b w:val="0"/>
-          <w:sz w:val="22"/>
-        </w:rPr>
-        <w:t>(b) 4157</w:t>
-      </w:r>
-    </w:p>
-    <w:p>
-      <w:pPr>
-        <w:spacing w:after="0" w:before="0"/>
-      </w:pPr>
-      <w:r>
-        <w:rPr>
-          <w:b w:val="0"/>
-          <w:sz w:val="22"/>
-        </w:rPr>
-        <w:t>(c) 4158</w:t>
-      </w:r>
-    </w:p>
-    <w:p>
-      <w:pPr>
-        <w:spacing w:after="0" w:before="0"/>
-      </w:pPr>
-      <w:r>
-        <w:rPr>
-          <w:b w:val="0"/>
-          <w:sz w:val="22"/>
-        </w:rPr>
-        <w:t>(d) 3157</w:t>
-      </w:r>
-    </w:p>
-    <w:p>
-      <w:pPr>
-        <w:spacing w:after="0" w:before="40"/>
-      </w:pPr>
-      <w:r>
-        <w:rPr>
-          <w:b/>
-          <w:sz w:val="22"/>
-        </w:rPr>
-        <w:t>Answer: b</w:t>
-      </w:r>
-    </w:p>
-    <w:p>
-      <w:pPr>
-        <w:spacing w:after="0" w:before="0"/>
-      </w:pPr>
-      <w:r>
-        <w:rPr>
-          <w:b w:val="0"/>
-          <w:sz w:val="21"/>
-        </w:rPr>
-        <w:t>Solution: Letters are replaced by their positions: D=4, O=15, G=7 → 4157.</w:t>
-      </w:r>
-    </w:p>
-    <w:p>
-      <w:pPr>
-        <w:spacing w:after="0" w:before="0"/>
-      </w:pPr>
-      <w:r>
-        <w:rPr>
-          <w:b w:val="0"/>
-          <w:sz w:val="20"/>
-        </w:rPr>
-        <w:t>Positive Marks: 1</w:t>
-      </w:r>
-    </w:p>
-    <w:p>
-      <w:pPr>
-        <w:spacing w:after="160" w:before="0"/>
-      </w:pPr>
-      <w:r>
-        <w:rPr>
-          <w:b w:val="0"/>
-          <w:sz w:val="20"/>
-        </w:rPr>
-        <w:t>Negative Marks: 0.25</w:t>
-      </w:r>
-    </w:p>
-    <w:p>
-      <w:pPr>
-        <w:spacing w:after="20" w:before="120"/>
-      </w:pPr>
-      <w:r>
-        <w:rPr>
-          <w:b/>
-          <w:sz w:val="22"/>
-        </w:rPr>
-        <w:t>Question: Find the next number in the series: 1, 4, 9, 16, 25, ?</w:t>
-      </w:r>
-    </w:p>
-    <w:p>
-      <w:pPr>
-        <w:spacing w:after="0" w:before="0"/>
-      </w:pPr>
-      <w:r>
-        <w:rPr>
-          <w:b w:val="0"/>
-          <w:sz w:val="22"/>
-        </w:rPr>
-        <w:t>(a) 49</w:t>
-      </w:r>
-    </w:p>
-    <w:p>
-      <w:pPr>
-        <w:spacing w:after="0" w:before="0"/>
-      </w:pPr>
-      <w:r>
-        <w:rPr>
-          <w:b w:val="0"/>
-          <w:sz w:val="22"/>
-        </w:rPr>
-        <w:t>(b) 36</w:t>
-      </w:r>
-    </w:p>
-    <w:p>
-      <w:pPr>
-        <w:spacing w:after="0" w:before="0"/>
-      </w:pPr>
-      <w:r>
-        <w:rPr>
-          <w:b w:val="0"/>
-          <w:sz w:val="22"/>
-        </w:rPr>
-        <w:t>(c) 30</w:t>
-      </w:r>
-    </w:p>
-    <w:p>
-      <w:pPr>
-        <w:spacing w:after="0" w:before="0"/>
-      </w:pPr>
-      <w:r>
-        <w:rPr>
-          <w:b w:val="0"/>
-          <w:sz w:val="22"/>
-        </w:rPr>
-        <w:t>(d) 35</w:t>
-      </w:r>
-    </w:p>
-    <w:p>
-      <w:pPr>
-        <w:spacing w:after="0" w:before="40"/>
-      </w:pPr>
-      <w:r>
-        <w:rPr>
-          <w:b/>
-          <w:sz w:val="22"/>
-        </w:rPr>
-        <w:t>Answer: b</w:t>
-      </w:r>
-    </w:p>
-    <w:p>
-      <w:pPr>
-        <w:spacing w:after="0" w:before="0"/>
-      </w:pPr>
-      <w:r>
-        <w:rPr>
-          <w:b w:val="0"/>
-          <w:sz w:val="21"/>
-        </w:rPr>
-        <w:t>Solution: These are squares: 1², 2², 3², 4², 5², so the next is 6² = 36.</w:t>
-      </w:r>
-    </w:p>
-    <w:p>
-      <w:pPr>
-        <w:spacing w:after="0" w:before="0"/>
-      </w:pPr>
-      <w:r>
-        <w:rPr>
-          <w:b w:val="0"/>
-          <w:sz w:val="20"/>
-        </w:rPr>
-        <w:t>Positive Marks: 1</w:t>
-      </w:r>
-    </w:p>
-    <w:p>
-      <w:pPr>
-        <w:spacing w:after="160" w:before="0"/>
-      </w:pPr>
-      <w:r>
-        <w:rPr>
-          <w:b w:val="0"/>
-          <w:sz w:val="20"/>
-        </w:rPr>
-        <w:t>Negative Marks: 0.25</w:t>
-      </w:r>
-    </w:p>
-    <w:p>
-      <w:pPr>
-        <w:spacing w:after="20" w:before="120"/>
-      </w:pPr>
-      <w:r>
-        <w:rPr>
-          <w:b/>
-          <w:sz w:val="22"/>
-        </w:rPr>
-        <w:t>Question: If A is the brother of B, B is the sister of C, and C is the mother of D, how is A related to D?</w:t>
-      </w:r>
-    </w:p>
-    <w:p>
-      <w:pPr>
-        <w:spacing w:after="0" w:before="0"/>
-      </w:pPr>
-      <w:r>
-        <w:rPr>
-          <w:b w:val="0"/>
-          <w:sz w:val="22"/>
-        </w:rPr>
-        <w:t>(a) Father</w:t>
-      </w:r>
-    </w:p>
-    <w:p>
-      <w:pPr>
-        <w:spacing w:after="0" w:before="0"/>
-      </w:pPr>
-      <w:r>
-        <w:rPr>
-          <w:b w:val="0"/>
-          <w:sz w:val="22"/>
-        </w:rPr>
-        <w:t>(b) Grandfather</w:t>
-      </w:r>
-    </w:p>
-    <w:p>
-      <w:pPr>
-        <w:spacing w:after="0" w:before="0"/>
-      </w:pPr>
-      <w:r>
-        <w:rPr>
-          <w:b w:val="0"/>
-          <w:sz w:val="22"/>
-        </w:rPr>
-        <w:t>(c) Uncle</w:t>
-      </w:r>
-    </w:p>
-    <w:p>
-      <w:pPr>
-        <w:spacing w:after="0" w:before="0"/>
-      </w:pPr>
-      <w:r>
-        <w:rPr>
-          <w:b w:val="0"/>
-          <w:sz w:val="22"/>
-        </w:rPr>
-        <w:t>(d) Brother</w:t>
-      </w:r>
-    </w:p>
-    <w:p>
-      <w:pPr>
-        <w:spacing w:after="0" w:before="40"/>
-      </w:pPr>
-      <w:r>
-        <w:rPr>
-          <w:b/>
-          <w:sz w:val="22"/>
-        </w:rPr>
-        <w:t>Answer: c</w:t>
-      </w:r>
-    </w:p>
-    <w:p>
-      <w:pPr>
-        <w:spacing w:after="0" w:before="0"/>
-      </w:pPr>
-      <w:r>
-        <w:rPr>
-          <w:b w:val="0"/>
-          <w:sz w:val="21"/>
-        </w:rPr>
-        <w:t>Solution: A is the sibling of C (D's mother), so A is D's uncle.</w:t>
-      </w:r>
-    </w:p>
-    <w:p>
-      <w:pPr>
-        <w:spacing w:after="0" w:before="0"/>
-      </w:pPr>
-      <w:r>
-        <w:rPr>
-          <w:b w:val="0"/>
-          <w:sz w:val="20"/>
-        </w:rPr>
-        <w:t>Positive Marks: 1</w:t>
-      </w:r>
-    </w:p>
-    <w:p>
-      <w:pPr>
-        <w:spacing w:after="160" w:before="0"/>
-      </w:pPr>
-      <w:r>
-        <w:rPr>
-          <w:b w:val="0"/>
-          <w:sz w:val="20"/>
-        </w:rPr>
-        <w:t>Negative Marks: 0.25</w:t>
-      </w:r>
-    </w:p>
-    <w:p>
-      <w:pPr>
-        <w:spacing w:after="20" w:before="120"/>
-      </w:pPr>
-      <w:r>
-        <w:rPr>
-          <w:b/>
-          <w:sz w:val="22"/>
-        </w:rPr>
-        <w:t>Question: The national animal of India is:</w:t>
-      </w:r>
-    </w:p>
-    <w:p>
-      <w:pPr>
-        <w:spacing w:after="0" w:before="0"/>
-      </w:pPr>
-      <w:r>
-        <w:rPr>
-          <w:b w:val="0"/>
-          <w:sz w:val="22"/>
-        </w:rPr>
-        <w:t>(a) Lion</w:t>
-      </w:r>
-    </w:p>
-    <w:p>
-      <w:pPr>
-        <w:spacing w:after="0" w:before="0"/>
-      </w:pPr>
-      <w:r>
-        <w:rPr>
-          <w:b w:val="0"/>
-          <w:sz w:val="22"/>
-        </w:rPr>
-        <w:t>(b) Tiger</w:t>
-      </w:r>
-    </w:p>
-    <w:p>
-      <w:pPr>
-        <w:spacing w:after="0" w:before="0"/>
-      </w:pPr>
-      <w:r>
-        <w:rPr>
-          <w:b w:val="0"/>
-          <w:sz w:val="22"/>
-        </w:rPr>
-        <w:t>(c) Elephant</w:t>
-      </w:r>
-    </w:p>
-    <w:p>
-      <w:pPr>
-        <w:spacing w:after="0" w:before="0"/>
-      </w:pPr>
-      <w:r>
-        <w:rPr>
-          <w:b w:val="0"/>
-          <w:sz w:val="22"/>
-        </w:rPr>
-        <w:t>(d) Leopard</w:t>
-      </w:r>
-    </w:p>
-    <w:p>
-      <w:pPr>
-        <w:spacing w:after="0" w:before="40"/>
-      </w:pPr>
-      <w:r>
-        <w:rPr>
-          <w:b/>
-          <w:sz w:val="22"/>
-        </w:rPr>
-        <w:t>Answer: b</w:t>
-      </w:r>
-    </w:p>
-    <w:p>
-      <w:pPr>
-        <w:spacing w:after="0" w:before="0"/>
-      </w:pPr>
-      <w:r>
-        <w:rPr>
-          <w:b w:val="0"/>
-          <w:sz w:val="21"/>
-        </w:rPr>
-        <w:t>Solution: The Bengal tiger is the national animal of India; the lion is the national animal of the emblems of Sri Lanka.</w:t>
-      </w:r>
-    </w:p>
-    <w:p>
-      <w:pPr>
-        <w:spacing w:after="0" w:before="0"/>
-      </w:pPr>
-      <w:r>
-        <w:rPr>
-          <w:b w:val="0"/>
-          <w:sz w:val="20"/>
-        </w:rPr>
-        <w:t>Positive Marks: 1</w:t>
-      </w:r>
-    </w:p>
-    <w:p>
-      <w:pPr>
-        <w:spacing w:after="160" w:before="0"/>
-      </w:pPr>
-      <w:r>
-        <w:rPr>
-          <w:b w:val="0"/>
-          <w:sz w:val="20"/>
-        </w:rPr>
-        <w:t>Negative Marks: 0.25</w:t>
-      </w:r>
-    </w:p>
-    <w:p>
-      <w:pPr>
-        <w:spacing w:after="20" w:before="120"/>
-      </w:pPr>
-      <w:r>
-        <w:rPr>
-          <w:b/>
-          <w:sz w:val="22"/>
-        </w:rPr>
-        <w:t>Question: Which is the highest mountain peak in India?</w:t>
-      </w:r>
-    </w:p>
-    <w:p>
-      <w:pPr>
-        <w:spacing w:after="0" w:before="0"/>
-      </w:pPr>
-      <w:r>
-        <w:rPr>
-          <w:b w:val="0"/>
-          <w:sz w:val="22"/>
-        </w:rPr>
-        <w:t>(a) Mount Everest</w:t>
-      </w:r>
-    </w:p>
-    <w:p>
-      <w:pPr>
-        <w:spacing w:after="0" w:before="0"/>
-      </w:pPr>
-      <w:r>
-        <w:rPr>
-          <w:b w:val="0"/>
-          <w:sz w:val="22"/>
-        </w:rPr>
-        <w:t>(b) K2 (Godwin Austen)</w:t>
-      </w:r>
-    </w:p>
-    <w:p>
-      <w:pPr>
-        <w:spacing w:after="0" w:before="0"/>
-      </w:pPr>
-      <w:r>
-        <w:rPr>
-          <w:b w:val="0"/>
-          <w:sz w:val="22"/>
-        </w:rPr>
-        <w:t>(c) Kangchenjunga</w:t>
-      </w:r>
-    </w:p>
-    <w:p>
-      <w:pPr>
-        <w:spacing w:after="0" w:before="0"/>
-      </w:pPr>
-      <w:r>
-        <w:rPr>
-          <w:b w:val="0"/>
-          <w:sz w:val="22"/>
-        </w:rPr>
-        <w:t>(d) Nanda Devi</w:t>
-      </w:r>
-    </w:p>
-    <w:p>
-      <w:pPr>
-        <w:spacing w:after="0" w:before="40"/>
-      </w:pPr>
-      <w:r>
-        <w:rPr>
-          <w:b/>
-          <w:sz w:val="22"/>
-        </w:rPr>
-        <w:t>Answer: c</w:t>
-      </w:r>
-    </w:p>
-    <w:p>
-      <w:pPr>
-        <w:spacing w:after="0" w:before="0"/>
-      </w:pPr>
-      <w:r>
-        <w:rPr>
-          <w:b w:val="0"/>
-          <w:sz w:val="21"/>
-        </w:rPr>
-        <w:t>Solution: Kangchenjunga (8586 m) is the highest peak located entirely within India; K2 lies in Pakistan-occupied Kashmir.</w:t>
-      </w:r>
-    </w:p>
-    <w:p>
-      <w:pPr>
-        <w:spacing w:after="0" w:before="0"/>
-      </w:pPr>
-      <w:r>
-        <w:rPr>
-          <w:b w:val="0"/>
-          <w:sz w:val="20"/>
-        </w:rPr>
-        <w:t>Positive Marks: 1</w:t>
-      </w:r>
-    </w:p>
-    <w:p>
-      <w:pPr>
-        <w:spacing w:after="160" w:before="0"/>
-      </w:pPr>
-      <w:r>
-        <w:rPr>
-          <w:b w:val="0"/>
-          <w:sz w:val="20"/>
-        </w:rPr>
-        <w:t>Negative Marks: 0.25</w:t>
-      </w:r>
-    </w:p>
-    <w:p>
-      <w:pPr>
-        <w:spacing w:after="20" w:before="120"/>
-      </w:pPr>
-      <w:r>
-        <w:rPr>
-          <w:b/>
-          <w:sz w:val="22"/>
-        </w:rPr>
-        <w:t>Question: At 3:15, what is the angle between the hour hand and the minute hand of a clock?</w:t>
-      </w:r>
-    </w:p>
-    <w:p>
-      <w:pPr>
-        <w:spacing w:after="0" w:before="0"/>
-      </w:pPr>
-      <w:r>
-        <w:rPr>
-          <w:b w:val="0"/>
-          <w:sz w:val="22"/>
-        </w:rPr>
-        <w:t>(a) 30 degrees</w:t>
-      </w:r>
-    </w:p>
-    <w:p>
-      <w:pPr>
-        <w:spacing w:after="0" w:before="0"/>
-      </w:pPr>
-      <w:r>
-        <w:rPr>
-          <w:b w:val="0"/>
-          <w:sz w:val="22"/>
-        </w:rPr>
-        <w:t>(b) 7.5 degrees</w:t>
-      </w:r>
-    </w:p>
-    <w:p>
-      <w:pPr>
-        <w:spacing w:after="0" w:before="0"/>
-      </w:pPr>
-      <w:r>
-        <w:rPr>
-          <w:b w:val="0"/>
-          <w:sz w:val="22"/>
-        </w:rPr>
-        <w:t>(c) 15 degrees</w:t>
-      </w:r>
-    </w:p>
-    <w:p>
-      <w:pPr>
-        <w:spacing w:after="0" w:before="0"/>
-      </w:pPr>
-      <w:r>
-        <w:rPr>
-          <w:b w:val="0"/>
-          <w:sz w:val="22"/>
-        </w:rPr>
-        <w:t>(d) 0 degrees</w:t>
-      </w:r>
-    </w:p>
-    <w:p>
-      <w:pPr>
-        <w:spacing w:after="0" w:before="40"/>
-      </w:pPr>
-      <w:r>
-        <w:rPr>
-          <w:b/>
-          <w:sz w:val="22"/>
-        </w:rPr>
-        <w:t>Answer: b</w:t>
-      </w:r>
-    </w:p>
-    <w:p>
-      <w:pPr>
-        <w:spacing w:after="0" w:before="0"/>
-      </w:pPr>
-      <w:r>
-        <w:rPr>
-          <w:b w:val="0"/>
-          <w:sz w:val="21"/>
-        </w:rPr>
-        <w:t>Solution: At 3:15 the minute hand is at 90°; the hour hand has moved ¼ of 30° = 7.5° past 90°, so the angle is 7.5°.</w:t>
-      </w:r>
-    </w:p>
-    <w:p>
-      <w:pPr>
-        <w:spacing w:after="0" w:before="0"/>
-      </w:pPr>
-      <w:r>
-        <w:rPr>
-          <w:b w:val="0"/>
-          <w:sz w:val="20"/>
-        </w:rPr>
-        <w:t>Positive Marks: 1</w:t>
-      </w:r>
-    </w:p>
-    <w:p>
-      <w:pPr>
-        <w:spacing w:after="160" w:before="0"/>
-      </w:pPr>
-      <w:r>
-        <w:rPr>
-          <w:b w:val="0"/>
-          <w:sz w:val="20"/>
-        </w:rPr>
-        <w:t>Negative Marks: 0.25</w:t>
-      </w:r>
-    </w:p>
-    <w:p>
-      <w:pPr>
-        <w:spacing w:after="20" w:before="120"/>
-      </w:pPr>
-      <w:r>
-        <w:rPr>
-          <w:b/>
-          <w:sz w:val="22"/>
-        </w:rPr>
-        <w:t>Question: How many Fundamental Duties are listed in the Indian Constitution (Article 51A)?</w:t>
-      </w:r>
-    </w:p>
-    <w:p>
-      <w:pPr>
-        <w:spacing w:after="0" w:before="0"/>
-      </w:pPr>
-      <w:r>
-        <w:rPr>
-          <w:b w:val="0"/>
-          <w:sz w:val="22"/>
-        </w:rPr>
-        <w:t>(a) Eleven</w:t>
-      </w:r>
-    </w:p>
-    <w:p>
-      <w:pPr>
-        <w:spacing w:after="0" w:before="0"/>
-      </w:pPr>
-      <w:r>
-        <w:rPr>
-          <w:b w:val="0"/>
-          <w:sz w:val="22"/>
-        </w:rPr>
-        <w:t>(b) Ten</w:t>
-      </w:r>
-    </w:p>
-    <w:p>
-      <w:pPr>
-        <w:spacing w:after="0" w:before="0"/>
-      </w:pPr>
-      <w:r>
-        <w:rPr>
-          <w:b w:val="0"/>
-          <w:sz w:val="22"/>
-        </w:rPr>
-        <w:t>(c) Six</w:t>
-      </w:r>
-    </w:p>
-    <w:p>
-      <w:pPr>
-        <w:spacing w:after="0" w:before="0"/>
-      </w:pPr>
-      <w:r>
-        <w:rPr>
-          <w:b w:val="0"/>
-          <w:sz w:val="22"/>
-        </w:rPr>
-        <w:t>(d) Eight</w:t>
-      </w:r>
-    </w:p>
-    <w:p>
-      <w:pPr>
-        <w:spacing w:after="0" w:before="40"/>
-      </w:pPr>
-      <w:r>
-        <w:rPr>
-          <w:b/>
-          <w:sz w:val="22"/>
-        </w:rPr>
-        <w:t>Answer: a</w:t>
-      </w:r>
-    </w:p>
-    <w:p>
-      <w:pPr>
-        <w:spacing w:after="0" w:before="0"/>
-      </w:pPr>
-      <w:r>
-        <w:rPr>
-          <w:b w:val="0"/>
-          <w:sz w:val="21"/>
-        </w:rPr>
-        <w:t>Solution: There are 11 Fundamental Duties, added by the 42nd Amendment (1976) on the recommendation of the Swaran Singh Committee.</w:t>
-      </w:r>
-    </w:p>
-    <w:p>
-      <w:pPr>
-        <w:spacing w:after="0" w:before="0"/>
-      </w:pPr>
-      <w:r>
-        <w:rPr>
-          <w:b w:val="0"/>
-          <w:sz w:val="20"/>
-        </w:rPr>
-        <w:t>Positive Marks: 1</w:t>
-      </w:r>
-    </w:p>
-    <w:p>
-      <w:pPr>
-        <w:spacing w:after="160" w:before="0"/>
-      </w:pPr>
-      <w:r>
-        <w:rPr>
-          <w:b w:val="0"/>
-          <w:sz w:val="20"/>
-        </w:rPr>
-        <w:t>Negative Marks: 0.25</w:t>
-      </w:r>
-    </w:p>
-    <w:p>
-      <w:pPr>
-        <w:spacing w:after="20" w:before="120"/>
-      </w:pPr>
-      <w:r>
-        <w:rPr>
-          <w:b/>
-          <w:sz w:val="22"/>
-        </w:rPr>
-        <w:t>Question: Guess the next number in this series - 150, 170, 155, 160, 180, 165, ?</w:t>
-      </w:r>
-    </w:p>
-    <w:p>
-      <w:pPr>
-        <w:spacing w:after="0" w:before="0"/>
-      </w:pPr>
-      <w:r>
-        <w:rPr>
-          <w:b w:val="0"/>
-          <w:sz w:val="22"/>
-        </w:rPr>
-        <w:t>(a) 160</w:t>
-      </w:r>
-    </w:p>
-    <w:p>
-      <w:pPr>
-        <w:spacing w:after="0" w:before="0"/>
-      </w:pPr>
-      <w:r>
-        <w:rPr>
-          <w:b w:val="0"/>
-          <w:sz w:val="22"/>
-        </w:rPr>
-        <w:t>(b) 170</w:t>
-      </w:r>
-    </w:p>
-    <w:p>
-      <w:pPr>
-        <w:spacing w:after="0" w:before="0"/>
-      </w:pPr>
-      <w:r>
-        <w:rPr>
-          <w:b w:val="0"/>
-          <w:sz w:val="22"/>
-        </w:rPr>
-        <w:t>(c) 130</w:t>
-      </w:r>
-    </w:p>
-    <w:p>
-      <w:pPr>
-        <w:spacing w:after="0" w:before="0"/>
-      </w:pPr>
-      <w:r>
-        <w:rPr>
-          <w:b w:val="0"/>
-          <w:sz w:val="22"/>
-        </w:rPr>
-        <w:t>(d) 150</w:t>
-      </w:r>
-    </w:p>
-    <w:p>
-      <w:pPr>
-        <w:spacing w:after="0" w:before="40"/>
-      </w:pPr>
-      <w:r>
-        <w:rPr>
-          <w:b/>
-          <w:sz w:val="22"/>
-        </w:rPr>
-        <w:t>Answer: b</w:t>
-      </w:r>
-    </w:p>
-    <w:p>
-      <w:pPr>
-        <w:spacing w:after="0" w:before="0"/>
-      </w:pPr>
-      <w:r>
-        <w:rPr>
-          <w:b w:val="0"/>
-          <w:sz w:val="21"/>
-        </w:rPr>
-        <w:t>Solution: Pattern: +20, −15, +5 repeats; 165 + 5 = 170.</w:t>
-      </w:r>
-    </w:p>
-    <w:p>
-      <w:pPr>
-        <w:spacing w:after="0" w:before="0"/>
-      </w:pPr>
-      <w:r>
-        <w:rPr>
-          <w:b w:val="0"/>
-          <w:sz w:val="20"/>
-        </w:rPr>
-        <w:t>Positive Marks: 1</w:t>
-      </w:r>
-    </w:p>
-    <w:p>
-      <w:pPr>
-        <w:spacing w:after="160" w:before="0"/>
-      </w:pPr>
-      <w:r>
-        <w:rPr>
-          <w:b w:val="0"/>
-          <w:sz w:val="20"/>
-        </w:rPr>
-        <w:t>Negative Marks: 0.25</w:t>
-      </w:r>
-    </w:p>
-    <w:p>
-      <w:pPr>
-        <w:spacing w:after="20" w:before="120"/>
-      </w:pPr>
-      <w:r>
-        <w:rPr>
-          <w:b/>
-          <w:sz w:val="22"/>
-        </w:rPr>
-        <w:t>Question: Find the odd one out: Apple, Mango, Potato, Orange</w:t>
-      </w:r>
-    </w:p>
-    <w:p>
-      <w:pPr>
-        <w:spacing w:after="0" w:before="0"/>
-      </w:pPr>
-      <w:r>
-        <w:rPr>
-          <w:b w:val="0"/>
-          <w:sz w:val="22"/>
-        </w:rPr>
-        <w:t>(a) Potato</w:t>
-      </w:r>
-    </w:p>
-    <w:p>
-      <w:pPr>
-        <w:spacing w:after="0" w:before="0"/>
-      </w:pPr>
-      <w:r>
-        <w:rPr>
-          <w:b w:val="0"/>
-          <w:sz w:val="22"/>
-        </w:rPr>
-        <w:t>(b) Mango</w:t>
-      </w:r>
-    </w:p>
-    <w:p>
-      <w:pPr>
-        <w:spacing w:after="0" w:before="0"/>
-      </w:pPr>
-      <w:r>
-        <w:rPr>
-          <w:b w:val="0"/>
-          <w:sz w:val="22"/>
-        </w:rPr>
-        <w:t>(c) Orange</w:t>
-      </w:r>
-    </w:p>
-    <w:p>
-      <w:pPr>
-        <w:spacing w:after="0" w:before="0"/>
-      </w:pPr>
-      <w:r>
-        <w:rPr>
-          <w:b w:val="0"/>
-          <w:sz w:val="22"/>
-        </w:rPr>
-        <w:t>(d) Apple</w:t>
-      </w:r>
-    </w:p>
-    <w:p>
-      <w:pPr>
-        <w:spacing w:after="0" w:before="40"/>
-      </w:pPr>
-      <w:r>
-        <w:rPr>
-          <w:b/>
-          <w:sz w:val="22"/>
-        </w:rPr>
-        <w:t>Answer: a</w:t>
-      </w:r>
-    </w:p>
-    <w:p>
-      <w:pPr>
-        <w:spacing w:after="0" w:before="0"/>
-      </w:pPr>
-      <w:r>
-        <w:rPr>
-          <w:b w:val="0"/>
-          <w:sz w:val="21"/>
-        </w:rPr>
-        <w:t>Solution: Potato is a vegetable (underground tuber); apple, mango and orange are fruits.</w:t>
-      </w:r>
-    </w:p>
-    <w:p>
-      <w:pPr>
-        <w:spacing w:after="0" w:before="0"/>
-      </w:pPr>
-      <w:r>
-        <w:rPr>
-          <w:b w:val="0"/>
-          <w:sz w:val="20"/>
-        </w:rPr>
-        <w:t>Positive Marks: 1</w:t>
-      </w:r>
-    </w:p>
-    <w:p>
-      <w:pPr>
-        <w:spacing w:after="160" w:before="0"/>
-      </w:pPr>
-      <w:r>
-        <w:rPr>
-          <w:b w:val="0"/>
-          <w:sz w:val="20"/>
-        </w:rPr>
-        <w:t>Negative Marks: 0.25</w:t>
-      </w:r>
-    </w:p>
-    <w:p>
-      <w:pPr>
-        <w:spacing w:after="20" w:before="120"/>
-      </w:pPr>
-      <w:r>
-        <w:rPr>
-          <w:b/>
-          <w:sz w:val="22"/>
-        </w:rPr>
-        <w:t>Question: If 'TABLE' is written as 'ELBAT', how is 'CHAIR' written?</w:t>
-      </w:r>
-    </w:p>
-    <w:p>
-      <w:pPr>
-        <w:spacing w:after="0" w:before="0"/>
-      </w:pPr>
-      <w:r>
-        <w:rPr>
-          <w:b w:val="0"/>
-          <w:sz w:val="22"/>
-        </w:rPr>
-        <w:t>(a) RIACH</w:t>
-      </w:r>
-    </w:p>
-    <w:p>
-      <w:pPr>
-        <w:spacing w:after="0" w:before="0"/>
-      </w:pPr>
-      <w:r>
-        <w:rPr>
-          <w:b w:val="0"/>
-          <w:sz w:val="22"/>
-        </w:rPr>
-        <w:t>(b) RCAIH</w:t>
-      </w:r>
-    </w:p>
-    <w:p>
-      <w:pPr>
-        <w:spacing w:after="0" w:before="0"/>
-      </w:pPr>
-      <w:r>
-        <w:rPr>
-          <w:b w:val="0"/>
-          <w:sz w:val="22"/>
-        </w:rPr>
-        <w:t>(c) RIAHC</w:t>
-      </w:r>
-    </w:p>
-    <w:p>
-      <w:pPr>
-        <w:spacing w:after="0" w:before="0"/>
-      </w:pPr>
-      <w:r>
-        <w:rPr>
-          <w:b w:val="0"/>
-          <w:sz w:val="22"/>
-        </w:rPr>
-        <w:t>(d) RAIHC</w:t>
-      </w:r>
-    </w:p>
-    <w:p>
-      <w:pPr>
-        <w:spacing w:after="0" w:before="40"/>
-      </w:pPr>
-      <w:r>
-        <w:rPr>
-          <w:b/>
-          <w:sz w:val="22"/>
-        </w:rPr>
-        <w:t>Answer: c</w:t>
-      </w:r>
-    </w:p>
-    <w:p>
-      <w:pPr>
-        <w:spacing w:after="0" w:before="0"/>
-      </w:pPr>
-      <w:r>
-        <w:rPr>
-          <w:b w:val="0"/>
-          <w:sz w:val="21"/>
-        </w:rPr>
-        <w:t>Solution: The word is simply reversed: CHAIR → RIAHC.</w:t>
-      </w:r>
-    </w:p>
-    <w:p>
-      <w:pPr>
-        <w:spacing w:after="0" w:before="0"/>
-      </w:pPr>
-      <w:r>
-        <w:rPr>
-          <w:b w:val="0"/>
-          <w:sz w:val="20"/>
-        </w:rPr>
-        <w:t>Positive Marks: 1</w:t>
-      </w:r>
-    </w:p>
-    <w:p>
-      <w:pPr>
-        <w:spacing w:after="160" w:before="0"/>
-      </w:pPr>
-      <w:r>
-        <w:rPr>
-          <w:b w:val="0"/>
-          <w:sz w:val="20"/>
-        </w:rPr>
-        <w:t>Negative Marks: 0.25</w:t>
-      </w:r>
-    </w:p>
-    <w:p>
-      <w:pPr>
-        <w:spacing w:after="20" w:before="120"/>
-      </w:pPr>
-      <w:r>
-        <w:rPr>
-          <w:b/>
-          <w:sz w:val="22"/>
-        </w:rPr>
-        <w:t>Question: Which of the following place is famous for its gigantic rock- cut statue of Buddha?</w:t>
-      </w:r>
-    </w:p>
-    <w:p>
-      <w:pPr>
-        <w:spacing w:after="0" w:before="0"/>
-      </w:pPr>
-      <w:r>
-        <w:rPr>
-          <w:b w:val="0"/>
-          <w:sz w:val="22"/>
-        </w:rPr>
-        <w:t>(a) Bamiyan</w:t>
-      </w:r>
-    </w:p>
-    <w:p>
-      <w:pPr>
-        <w:spacing w:after="0" w:before="0"/>
-      </w:pPr>
-      <w:r>
-        <w:rPr>
-          <w:b w:val="0"/>
-          <w:sz w:val="22"/>
-        </w:rPr>
-        <w:t>(b) Borobudur</w:t>
-      </w:r>
-    </w:p>
-    <w:p>
-      <w:pPr>
-        <w:spacing w:after="0" w:before="0"/>
-      </w:pPr>
-      <w:r>
-        <w:rPr>
-          <w:b w:val="0"/>
-          <w:sz w:val="22"/>
-        </w:rPr>
-        <w:t>(c) Anuradhapura</w:t>
-      </w:r>
-    </w:p>
-    <w:p>
-      <w:pPr>
-        <w:spacing w:after="0" w:before="0"/>
-      </w:pPr>
-      <w:r>
-        <w:rPr>
-          <w:b w:val="0"/>
-          <w:sz w:val="22"/>
-        </w:rPr>
-        <w:t>(d) Angor Vat</w:t>
-      </w:r>
-    </w:p>
-    <w:p>
-      <w:pPr>
-        <w:spacing w:after="0" w:before="40"/>
-      </w:pPr>
-      <w:r>
-        <w:rPr>
-          <w:b/>
-          <w:sz w:val="22"/>
-        </w:rPr>
-        <w:t>Answer: a</w:t>
-      </w:r>
-    </w:p>
-    <w:p>
-      <w:pPr>
-        <w:spacing w:after="0" w:before="0"/>
-      </w:pPr>
-      <w:r>
-        <w:rPr>
-          <w:b w:val="0"/>
-          <w:sz w:val="21"/>
-        </w:rPr>
-        <w:t>Solution: Bamiyan is a famous place in Afghanistan known for its colossal rock-cut statue of Buddha, which was one of the largest Buddha statues in the world before it was destroyed by the Taliban in 2001. The statue was carved into a cliff face in the 6th century AD and was about 55 meters tall. Bamiyan is a UNESCO World Heritage Site, and the ruins of the statue remain a popular tourist attraction.</w:t>
-      </w:r>
-    </w:p>
-    <w:p>
-      <w:pPr>
-        <w:spacing w:after="0" w:before="0"/>
-      </w:pPr>
-      <w:r>
-        <w:rPr>
-          <w:b w:val="0"/>
-          <w:sz w:val="20"/>
-        </w:rPr>
-        <w:t>Positive Marks: 1</w:t>
-      </w:r>
-    </w:p>
-    <w:p>
-      <w:pPr>
-        <w:spacing w:after="160" w:before="0"/>
-      </w:pPr>
-      <w:r>
-        <w:rPr>
-          <w:b w:val="0"/>
-          <w:sz w:val="20"/>
-        </w:rPr>
-        <w:t>Negative Marks: 0.25</w:t>
-      </w:r>
-    </w:p>
-    <w:p>
-      <w:pPr>
-        <w:spacing w:after="20" w:before="120"/>
-      </w:pPr>
-      <w:r>
-        <w:rPr>
-          <w:b/>
-          <w:sz w:val="22"/>
-        </w:rPr>
-        <w:t>Question: The average of 5 consecutive even numbers is 12. What is the largest of these numbers?</w:t>
-      </w:r>
-    </w:p>
-    <w:p>
-      <w:pPr>
-        <w:spacing w:after="0" w:before="0"/>
-      </w:pPr>
-      <w:r>
-        <w:rPr>
-          <w:b w:val="0"/>
-          <w:sz w:val="22"/>
-        </w:rPr>
-        <w:t>(a) 18</w:t>
-      </w:r>
-    </w:p>
-    <w:p>
-      <w:pPr>
-        <w:spacing w:after="0" w:before="0"/>
-      </w:pPr>
-      <w:r>
-        <w:rPr>
-          <w:b w:val="0"/>
-          <w:sz w:val="22"/>
-        </w:rPr>
-        <w:t>(b) 14</w:t>
-      </w:r>
-    </w:p>
-    <w:p>
-      <w:pPr>
-        <w:spacing w:after="0" w:before="0"/>
-      </w:pPr>
-      <w:r>
-        <w:rPr>
-          <w:b w:val="0"/>
-          <w:sz w:val="22"/>
-        </w:rPr>
-        <w:t>(c) 20</w:t>
-      </w:r>
-    </w:p>
-    <w:p>
-      <w:pPr>
-        <w:spacing w:after="0" w:before="0"/>
-      </w:pPr>
-      <w:r>
-        <w:rPr>
-          <w:b w:val="0"/>
-          <w:sz w:val="22"/>
-        </w:rPr>
-        <w:t>(d) 16</w:t>
-      </w:r>
-    </w:p>
-    <w:p>
-      <w:pPr>
-        <w:spacing w:after="0" w:before="40"/>
-      </w:pPr>
-      <w:r>
-        <w:rPr>
-          <w:b/>
-          <w:sz w:val="22"/>
-        </w:rPr>
-        <w:t>Answer: d</w:t>
-      </w:r>
-    </w:p>
-    <w:p>
-      <w:pPr>
-        <w:spacing w:after="0" w:before="0"/>
-      </w:pPr>
-      <w:r>
-        <w:rPr>
-          <w:b w:val="0"/>
-          <w:sz w:val="21"/>
-        </w:rPr>
-        <w:t>Solution: The numbers are 8, 10, 12, 14, 16 (average 12); the largest is 16.</w:t>
-      </w:r>
-    </w:p>
-    <w:p>
-      <w:pPr>
-        <w:spacing w:after="0" w:before="0"/>
-      </w:pPr>
-      <w:r>
-        <w:rPr>
-          <w:b w:val="0"/>
-          <w:sz w:val="20"/>
-        </w:rPr>
-        <w:t>Positive Marks: 1</w:t>
-      </w:r>
-    </w:p>
-    <w:p>
-      <w:pPr>
-        <w:spacing w:after="160" w:before="0"/>
-      </w:pPr>
-      <w:r>
-        <w:rPr>
-          <w:b w:val="0"/>
-          <w:sz w:val="20"/>
-        </w:rPr>
-        <w:t>Negative Marks: 0.25</w:t>
-      </w:r>
-    </w:p>
-    <w:p>
-      <w:pPr>
-        <w:spacing w:after="20" w:before="120"/>
-      </w:pPr>
-      <w:r>
-        <w:rPr>
-          <w:b/>
-          <w:sz w:val="22"/>
-        </w:rPr>
-        <w:t>Question: The capital of Maharashtra is:</w:t>
-      </w:r>
-    </w:p>
-    <w:p>
-      <w:pPr>
-        <w:spacing w:after="0" w:before="0"/>
-      </w:pPr>
-      <w:r>
-        <w:rPr>
-          <w:b w:val="0"/>
-          <w:sz w:val="22"/>
-        </w:rPr>
-        <w:t>(a) Nagpur</w:t>
-      </w:r>
-    </w:p>
-    <w:p>
-      <w:pPr>
-        <w:spacing w:after="0" w:before="0"/>
-      </w:pPr>
-      <w:r>
-        <w:rPr>
-          <w:b w:val="0"/>
-          <w:sz w:val="22"/>
-        </w:rPr>
-        <w:t>(b) Nashik</w:t>
-      </w:r>
-    </w:p>
-    <w:p>
-      <w:pPr>
-        <w:spacing w:after="0" w:before="0"/>
-      </w:pPr>
-      <w:r>
-        <w:rPr>
-          <w:b w:val="0"/>
-          <w:sz w:val="22"/>
-        </w:rPr>
-        <w:t>(c) Pune</w:t>
-      </w:r>
-    </w:p>
-    <w:p>
-      <w:pPr>
-        <w:spacing w:after="0" w:before="0"/>
-      </w:pPr>
-      <w:r>
-        <w:rPr>
-          <w:b w:val="0"/>
-          <w:sz w:val="22"/>
-        </w:rPr>
-        <w:t>(d) Mumbai</w:t>
-      </w:r>
-    </w:p>
-    <w:p>
-      <w:pPr>
-        <w:spacing w:after="0" w:before="40"/>
-      </w:pPr>
-      <w:r>
-        <w:rPr>
-          <w:b/>
-          <w:sz w:val="22"/>
-        </w:rPr>
-        <w:t>Answer: d</w:t>
-      </w:r>
-    </w:p>
-    <w:p>
-      <w:pPr>
-        <w:spacing w:after="0" w:before="0"/>
-      </w:pPr>
-      <w:r>
-        <w:rPr>
-          <w:b w:val="0"/>
-          <w:sz w:val="21"/>
-        </w:rPr>
-        <w:t>Solution: Mumbai is the capital of Maharashtra and the financial capital of India.</w:t>
-      </w:r>
-    </w:p>
-    <w:p>
-      <w:pPr>
-        <w:spacing w:after="0" w:before="0"/>
-      </w:pPr>
-      <w:r>
-        <w:rPr>
-          <w:b w:val="0"/>
-          <w:sz w:val="20"/>
-        </w:rPr>
-        <w:t>Positive Marks: 1</w:t>
-      </w:r>
-    </w:p>
-    <w:p>
-      <w:pPr>
-        <w:spacing w:after="160" w:before="0"/>
-      </w:pPr>
-      <w:r>
-        <w:rPr>
-          <w:b w:val="0"/>
-          <w:sz w:val="20"/>
-        </w:rPr>
-        <w:t>Negative Marks: 0.25</w:t>
-      </w:r>
-    </w:p>
-    <w:p>
-      <w:pPr>
-        <w:spacing w:after="20" w:before="120"/>
-      </w:pPr>
-      <w:r>
-        <w:rPr>
-          <w:b/>
-          <w:sz w:val="22"/>
-        </w:rPr>
-        <w:t>Question: Rashtriya Poshan 2.0 scheme started in India?</w:t>
-      </w:r>
-    </w:p>
-    <w:p>
-      <w:pPr>
-        <w:spacing w:after="0" w:before="0"/>
-      </w:pPr>
-      <w:r>
-        <w:rPr>
-          <w:b w:val="0"/>
-          <w:sz w:val="22"/>
-        </w:rPr>
-        <w:t>(a) 2022</w:t>
-      </w:r>
-    </w:p>
-    <w:p>
-      <w:pPr>
-        <w:spacing w:after="0" w:before="0"/>
-      </w:pPr>
-      <w:r>
-        <w:rPr>
-          <w:b w:val="0"/>
-          <w:sz w:val="22"/>
-        </w:rPr>
-        <w:t>(b) 2021</w:t>
-      </w:r>
-    </w:p>
-    <w:p>
-      <w:pPr>
-        <w:spacing w:after="0" w:before="0"/>
-      </w:pPr>
-      <w:r>
-        <w:rPr>
-          <w:b w:val="0"/>
-          <w:sz w:val="22"/>
-        </w:rPr>
-        <w:t>(c) 2018</w:t>
-      </w:r>
-    </w:p>
-    <w:p>
-      <w:pPr>
-        <w:spacing w:after="0" w:before="0"/>
-      </w:pPr>
-      <w:r>
-        <w:rPr>
-          <w:b w:val="0"/>
-          <w:sz w:val="22"/>
-        </w:rPr>
-        <w:t>(d) 2017</w:t>
-      </w:r>
-    </w:p>
-    <w:p>
-      <w:pPr>
-        <w:spacing w:after="0" w:before="40"/>
-      </w:pPr>
-      <w:r>
-        <w:rPr>
-          <w:b/>
-          <w:sz w:val="22"/>
-        </w:rPr>
-        <w:t>Answer: b</w:t>
-      </w:r>
-    </w:p>
-    <w:p>
-      <w:pPr>
-        <w:spacing w:after="0" w:before="0"/>
-      </w:pPr>
-      <w:r>
-        <w:rPr>
-          <w:b w:val="0"/>
-          <w:sz w:val="21"/>
-        </w:rPr>
-        <w:t>Solution: The Rashtriya Poshan 2.0 scheme started in India in 2021 (option D). Rashtriya Poshan 2.0 is a government initiative aimed at addressing the issue of malnutrition and promoting nutrition among women and children. It is a multi-ministerial convergence mission that focuses on improving the nutritional status of pregnant women, lactating mothers, and children under the age of 6. The scheme includes various interventions such as the provision of nutritious meals, behavior change communication, strengthening of health systems, and capacity building of frontline workers. Rashtriya Poshan 2.0 plays a crucial role in combating malnutrition and improving the overall health and well-being of women and children in India.</w:t>
-      </w:r>
-    </w:p>
-    <w:p>
-      <w:pPr>
-        <w:spacing w:after="0" w:before="0"/>
-      </w:pPr>
-      <w:r>
-        <w:rPr>
-          <w:b w:val="0"/>
-          <w:sz w:val="20"/>
-        </w:rPr>
-        <w:t>Positive Marks: 1</w:t>
-      </w:r>
-    </w:p>
-    <w:p>
-      <w:pPr>
-        <w:spacing w:after="160" w:before="0"/>
-      </w:pPr>
-      <w:r>
-        <w:rPr>
-          <w:b w:val="0"/>
-          <w:sz w:val="20"/>
-        </w:rPr>
-        <w:t>Negative Marks: 0.25</w:t>
-      </w:r>
-    </w:p>
-    <w:p>
-      <w:pPr>
-        <w:spacing w:after="20" w:before="120"/>
-      </w:pPr>
-      <w:r>
-        <w:rPr>
-          <w:b/>
-          <w:sz w:val="22"/>
-        </w:rPr>
-        <w:t>Question: X is the father of Y, Y is the sister of Z, and W is the mother of Z. How is X related to W?</w:t>
-      </w:r>
-    </w:p>
-    <w:p>
-      <w:pPr>
-        <w:spacing w:after="0" w:before="0"/>
-      </w:pPr>
-      <w:r>
-        <w:rPr>
-          <w:b w:val="0"/>
-          <w:sz w:val="22"/>
-        </w:rPr>
-        <w:t>(a) Father</w:t>
-      </w:r>
-    </w:p>
-    <w:p>
-      <w:pPr>
-        <w:spacing w:after="0" w:before="0"/>
-      </w:pPr>
-      <w:r>
-        <w:rPr>
-          <w:b w:val="0"/>
-          <w:sz w:val="22"/>
-        </w:rPr>
-        <w:t>(b) Son</w:t>
-      </w:r>
-    </w:p>
-    <w:p>
-      <w:pPr>
-        <w:spacing w:after="0" w:before="0"/>
-      </w:pPr>
-      <w:r>
-        <w:rPr>
-          <w:b w:val="0"/>
-          <w:sz w:val="22"/>
-        </w:rPr>
-        <w:t>(c) Brother</w:t>
-      </w:r>
-    </w:p>
-    <w:p>
-      <w:pPr>
-        <w:spacing w:after="0" w:before="0"/>
-      </w:pPr>
-      <w:r>
-        <w:rPr>
-          <w:b w:val="0"/>
-          <w:sz w:val="22"/>
-        </w:rPr>
-        <w:t>(d) Husband</w:t>
-      </w:r>
-    </w:p>
-    <w:p>
-      <w:pPr>
-        <w:spacing w:after="0" w:before="40"/>
-      </w:pPr>
-      <w:r>
-        <w:rPr>
-          <w:b/>
-          <w:sz w:val="22"/>
-        </w:rPr>
-        <w:t>Answer: d</w:t>
-      </w:r>
-    </w:p>
-    <w:p>
-      <w:pPr>
-        <w:spacing w:after="0" w:before="0"/>
-      </w:pPr>
-      <w:r>
-        <w:rPr>
-          <w:b w:val="0"/>
-          <w:sz w:val="21"/>
-        </w:rPr>
-        <w:t>Solution: Y and Z are siblings; W is their mother and X their father, so X is W's husband.</w:t>
-      </w:r>
-    </w:p>
-    <w:p>
-      <w:pPr>
-        <w:spacing w:after="0" w:before="0"/>
-      </w:pPr>
-      <w:r>
-        <w:rPr>
-          <w:b w:val="0"/>
-          <w:sz w:val="20"/>
-        </w:rPr>
-        <w:t>Positive Marks: 1</w:t>
-      </w:r>
-    </w:p>
-    <w:p>
-      <w:pPr>
-        <w:spacing w:after="160" w:before="0"/>
-      </w:pPr>
-      <w:r>
-        <w:rPr>
-          <w:b w:val="0"/>
-          <w:sz w:val="20"/>
-        </w:rPr>
-        <w:t>Negative Marks: 0.25</w:t>
-      </w:r>
-    </w:p>
-    <w:p>
-      <w:pPr>
-        <w:spacing w:after="20" w:before="120"/>
-      </w:pPr>
-      <w:r>
-        <w:rPr>
-          <w:b/>
-          <w:sz w:val="22"/>
-        </w:rPr>
-        <w:t>Question: Folic acid richest sources?</w:t>
-      </w:r>
-    </w:p>
-    <w:p>
-      <w:pPr>
-        <w:spacing w:after="0" w:before="0"/>
-      </w:pPr>
-      <w:r>
-        <w:rPr>
-          <w:b w:val="0"/>
-          <w:sz w:val="22"/>
-        </w:rPr>
-        <w:t>(a) Green leafy vegetables</w:t>
-      </w:r>
-    </w:p>
-    <w:p>
-      <w:pPr>
-        <w:spacing w:after="0" w:before="0"/>
-      </w:pPr>
-      <w:r>
-        <w:rPr>
-          <w:b w:val="0"/>
-          <w:sz w:val="22"/>
-        </w:rPr>
-        <w:t>(b) Meat</w:t>
-      </w:r>
-    </w:p>
-    <w:p>
-      <w:pPr>
-        <w:spacing w:after="0" w:before="0"/>
-      </w:pPr>
-      <w:r>
-        <w:rPr>
-          <w:b w:val="0"/>
-          <w:sz w:val="22"/>
-        </w:rPr>
-        <w:t>(c) Banana</w:t>
-      </w:r>
-    </w:p>
-    <w:p>
-      <w:pPr>
-        <w:spacing w:after="0" w:before="0"/>
-      </w:pPr>
-      <w:r>
-        <w:rPr>
-          <w:b w:val="0"/>
-          <w:sz w:val="22"/>
-        </w:rPr>
-        <w:t>(d) Milk</w:t>
-      </w:r>
-    </w:p>
-    <w:p>
-      <w:pPr>
-        <w:spacing w:after="0" w:before="40"/>
-      </w:pPr>
-      <w:r>
-        <w:rPr>
-          <w:b/>
-          <w:sz w:val="22"/>
-        </w:rPr>
-        <w:t>Answer: a</w:t>
-      </w:r>
-    </w:p>
-    <w:p>
-      <w:pPr>
-        <w:spacing w:after="0" w:before="0"/>
-      </w:pPr>
-      <w:r>
-        <w:rPr>
-          <w:b w:val="0"/>
-          <w:sz w:val="21"/>
-        </w:rPr>
-        <w:t>Solution: Dark green leafy vegetables (spinach, kale), legumes and liver are the richest dietary sources of folic acid (folate).</w:t>
-      </w:r>
-    </w:p>
-    <w:p>
-      <w:pPr>
-        <w:spacing w:after="0" w:before="0"/>
-      </w:pPr>
-      <w:r>
-        <w:rPr>
-          <w:b w:val="0"/>
-          <w:sz w:val="20"/>
-        </w:rPr>
-        <w:t>Positive Marks: 1</w:t>
-      </w:r>
-    </w:p>
-    <w:p>
-      <w:pPr>
-        <w:spacing w:after="160" w:before="0"/>
-      </w:pPr>
-      <w:r>
-        <w:rPr>
-          <w:b w:val="0"/>
-          <w:sz w:val="20"/>
-        </w:rPr>
-        <w:t>Negative Marks: 0.25</w:t>
+      <w:r>
+        <w:t xml:space="preserve">Question: The smallest country in the world by area is</w:t>
+      </w:r>
+    </w:p>
+    <w:p>
+      <w:r>
+        <w:t xml:space="preserve">(a) Monaco</w:t>
+      </w:r>
+    </w:p>
+    <w:p>
+      <w:r>
+        <w:t xml:space="preserve">(b) Vatican City</w:t>
+      </w:r>
+    </w:p>
+    <w:p>
+      <w:r>
+        <w:t xml:space="preserve">(c) Maldives</w:t>
+      </w:r>
+    </w:p>
+    <w:p>
+      <w:r>
+        <w:t xml:space="preserve">(d) Singapore</w:t>
+      </w:r>
+    </w:p>
+    <w:p>
+      <w:r>
+        <w:t xml:space="preserve">Answer: b</w:t>
+      </w:r>
+    </w:p>
+    <w:p>
+      <w:r>
+        <w:t xml:space="preserve">Solution: ✅ Correct Answer: b</w:t>
+      </w:r>
+    </w:p>
+    <w:p>
+      <w:r>
+        <w:t xml:space="preserve">🧠 Reasoning: Vatican City, with an area of about 0.44 sq km, is the smallest independent state in the world — a city-state within Rome.</w:t>
+      </w:r>
+    </w:p>
+    <w:p>
+      <w:r>
+        <w:t xml:space="preserve">❌ Why Not Other Options?</w:t>
+      </w:r>
+    </w:p>
+    <w:p>
+      <w:r>
+        <w:t xml:space="preserve">(a) — Monaco is tiny (~2 sq km) but far larger than Vatican City.</w:t>
+      </w:r>
+    </w:p>
+    <w:p>
+      <w:r>
+        <w:t xml:space="preserve">(c) — The Maldives is an island nation of ~300 sq km.</w:t>
+      </w:r>
+    </w:p>
+    <w:p>
+      <w:r>
+        <w:t xml:space="preserve">(d) — Singapore is ~730 sq km — one of the smallest countries but not the smallest.</w:t>
+      </w:r>
+    </w:p>
+    <w:p>
+      <w:r>
+        <w:t xml:space="preserve">⚠️ Exam Trap: "Smallest = Vatican City, largest = Russia" — the two extremes are a standard GK pairing.</w:t>
+      </w:r>
+    </w:p>
+    <w:p>
+      <w:r>
+        <w:t xml:space="preserve">💎 PNC Pearl: "Vatican City is so small you could walk across it in 20 minutes — and it is a country."</w:t>
+      </w:r>
+    </w:p>
+    <w:p>
+      <w:r>
+        <w:t xml:space="preserve">Positive Marks: 1</w:t>
+      </w:r>
+    </w:p>
+    <w:p>
+      <w:r>
+        <w:t xml:space="preserve">Negative Marks: 0.25</w:t>
+      </w:r>
+    </w:p>
+    <w:p>
+      <w:r>
+        <w:t xml:space="preserve"/>
+      </w:r>
+    </w:p>
+    <w:p>
+      <w:r>
+        <w:t xml:space="preserve">Question: International Women's Day is celebrated on</w:t>
+      </w:r>
+    </w:p>
+    <w:p>
+      <w:r>
+        <w:t xml:space="preserve">(a) March 8</w:t>
+      </w:r>
+    </w:p>
+    <w:p>
+      <w:r>
+        <w:t xml:space="preserve">(b) January 26</w:t>
+      </w:r>
+    </w:p>
+    <w:p>
+      <w:r>
+        <w:t xml:space="preserve">(c) October 2</w:t>
+      </w:r>
+    </w:p>
+    <w:p>
+      <w:r>
+        <w:t xml:space="preserve">(d) December 10</w:t>
+      </w:r>
+    </w:p>
+    <w:p>
+      <w:r>
+        <w:t xml:space="preserve">Answer: a</w:t>
+      </w:r>
+    </w:p>
+    <w:p>
+      <w:r>
+        <w:t xml:space="preserve">Solution: ✅ Correct Answer: a</w:t>
+      </w:r>
+    </w:p>
+    <w:p>
+      <w:r>
+        <w:t xml:space="preserve">🧠 Reasoning: International Women's Day is observed every year on March 8.</w:t>
+      </w:r>
+    </w:p>
+    <w:p>
+      <w:r>
+        <w:t xml:space="preserve">❌ Why Not Other Options?</w:t>
+      </w:r>
+    </w:p>
+    <w:p>
+      <w:r>
+        <w:t xml:space="preserve">(b) — January 26 is India's Republic Day.</w:t>
+      </w:r>
+    </w:p>
+    <w:p>
+      <w:r>
+        <w:t xml:space="preserve">(c) — October 2 is Gandhi Jayanti.</w:t>
+      </w:r>
+    </w:p>
+    <w:p>
+      <w:r>
+        <w:t xml:space="preserve">(d) — December 10 is Human Rights Day.</w:t>
+      </w:r>
+    </w:p>
+    <w:p>
+      <w:r>
+        <w:t xml:space="preserve">⚠️ Exam Trap: The date list is a quick-revision GK set — "March 8 = Women's Day, May 12 = Nurses Day, April 7 = World Health Day, June 5 = Environment Day."</w:t>
+      </w:r>
+    </w:p>
+    <w:p>
+      <w:r>
+        <w:t xml:space="preserve">💎 PNC Pearl: "March 8 for women, May 12 for nurses — two dates every nursing student should own."</w:t>
+      </w:r>
+    </w:p>
+    <w:p>
+      <w:r>
+        <w:t xml:space="preserve">Positive Marks: 1</w:t>
+      </w:r>
+    </w:p>
+    <w:p>
+      <w:r>
+        <w:t xml:space="preserve">Negative Marks: 0.25</w:t>
+      </w:r>
+    </w:p>
+    <w:p>
+      <w:r>
+        <w:t xml:space="preserve"/>
+      </w:r>
+    </w:p>
+    <w:p>
+      <w:r>
+        <w:t xml:space="preserve">Question: The national anthem of India, "Jana Gana Mana", was written by</w:t>
+      </w:r>
+    </w:p>
+    <w:p>
+      <w:r>
+        <w:t xml:space="preserve">(a) Bankim Chandra Chattopadhyay</w:t>
+      </w:r>
+    </w:p>
+    <w:p>
+      <w:r>
+        <w:t xml:space="preserve">(b) Rabindranath Tagore</w:t>
+      </w:r>
+    </w:p>
+    <w:p>
+      <w:r>
+        <w:t xml:space="preserve">(c) Sarojini Naidu</w:t>
+      </w:r>
+    </w:p>
+    <w:p>
+      <w:r>
+        <w:t xml:space="preserve">(d) Subhash Chandra Bose</w:t>
+      </w:r>
+    </w:p>
+    <w:p>
+      <w:r>
+        <w:t xml:space="preserve">Answer: b</w:t>
+      </w:r>
+    </w:p>
+    <w:p>
+      <w:r>
+        <w:t xml:space="preserve">Solution: ✅ Correct Answer: b</w:t>
+      </w:r>
+    </w:p>
+    <w:p>
+      <w:r>
+        <w:t xml:space="preserve">🧠 Reasoning: Rabindranath Tagore composed "Jana Gana Mana," adopted as India's national anthem in 1950.</w:t>
+      </w:r>
+    </w:p>
+    <w:p>
+      <w:r>
+        <w:t xml:space="preserve">❌ Why Not Other Options?</w:t>
+      </w:r>
+    </w:p>
+    <w:p>
+      <w:r>
+        <w:t xml:space="preserve">(a) — Bankim Chandra Chattopadhyay wrote "Vande Mataram" — the NATIONAL SONG.</w:t>
+      </w:r>
+    </w:p>
+    <w:p>
+      <w:r>
+        <w:t xml:space="preserve">(c) — Sarojini Naidu was a poet and freedom fighter, the "Nightingale of India."</w:t>
+      </w:r>
+    </w:p>
+    <w:p>
+      <w:r>
+        <w:t xml:space="preserve">(d) — Subhash Chandra Bose founded the Azad Hind Fauj, not the anthem.</w:t>
+      </w:r>
+    </w:p>
+    <w:p>
+      <w:r>
+        <w:t xml:space="preserve">⚠️ Exam Trap: "Anthem = Tagore; national song (Vande Mataram) = Bankim Chandra" — the two-author distinction is a common MCQ.</w:t>
+      </w:r>
+    </w:p>
+    <w:p>
+      <w:r>
+        <w:t xml:space="preserve">💎 PNC Pearl: "Jana Gana Mana = Tagore; Vande Mataram = Bankim Chandra — two songs, two authors."</w:t>
+      </w:r>
+    </w:p>
+    <w:p>
+      <w:r>
+        <w:t xml:space="preserve">Positive Marks: 1</w:t>
+      </w:r>
+    </w:p>
+    <w:p>
+      <w:r>
+        <w:t xml:space="preserve">Negative Marks: 0.25</w:t>
+      </w:r>
+    </w:p>
+    <w:p>
+      <w:r>
+        <w:t xml:space="preserve"/>
+      </w:r>
+    </w:p>
+    <w:p>
+      <w:r>
+        <w:t xml:space="preserve">Question: The longest river in the world is the</w:t>
+      </w:r>
+    </w:p>
+    <w:p>
+      <w:r>
+        <w:t xml:space="preserve">(a) Amazon</w:t>
+      </w:r>
+    </w:p>
+    <w:p>
+      <w:r>
+        <w:t xml:space="preserve">(b) Nile</w:t>
+      </w:r>
+    </w:p>
+    <w:p>
+      <w:r>
+        <w:t xml:space="preserve">(c) Ganga</w:t>
+      </w:r>
+    </w:p>
+    <w:p>
+      <w:r>
+        <w:t xml:space="preserve">(d) Yangtze</w:t>
+      </w:r>
+    </w:p>
+    <w:p>
+      <w:r>
+        <w:t xml:space="preserve">Answer: b</w:t>
+      </w:r>
+    </w:p>
+    <w:p>
+      <w:r>
+        <w:t xml:space="preserve">Solution: ✅ Correct Answer: b</w:t>
+      </w:r>
+    </w:p>
+    <w:p>
+      <w:r>
+        <w:t xml:space="preserve">🧠 Reasoning: The Nile (~6,650 km) is traditionally regarded as the longest river, with the Amazon a close second.</w:t>
+      </w:r>
+    </w:p>
+    <w:p>
+      <w:r>
+        <w:t xml:space="preserve">❌ Why Not Other Options?</w:t>
+      </w:r>
+    </w:p>
+    <w:p>
+      <w:r>
+        <w:t xml:space="preserve">(a) — The Amazon is the largest by water volume but second in length.</w:t>
+      </w:r>
+    </w:p>
+    <w:p>
+      <w:r>
+        <w:t xml:space="preserve">(c) — The Ganga is India's longest river, not the world's.</w:t>
+      </w:r>
+    </w:p>
+    <w:p>
+      <w:r>
+        <w:t xml:space="preserve">(d) — The Yangtze is China's longest river, third in the world.</w:t>
+      </w:r>
+    </w:p>
+    <w:p>
+      <w:r>
+        <w:t xml:space="preserve">⚠️ Exam Trap: "Nile = longest (Africa); Amazon = largest by volume" — the longest-vs-largest distinction is a favourite GK trick.</w:t>
+      </w:r>
+    </w:p>
+    <w:p>
+      <w:r>
+        <w:t xml:space="preserve">💎 PNC Pearl: "Nile wins the length race; Amazon wins the volume crown."</w:t>
+      </w:r>
+    </w:p>
+    <w:p>
+      <w:r>
+        <w:t xml:space="preserve">Positive Marks: 1</w:t>
+      </w:r>
+    </w:p>
+    <w:p>
+      <w:r>
+        <w:t xml:space="preserve">Negative Marks: 0.25</w:t>
+      </w:r>
+    </w:p>
+    <w:p>
+      <w:r>
+        <w:t xml:space="preserve"/>
+      </w:r>
+    </w:p>
+    <w:p>
+      <w:r>
+        <w:t xml:space="preserve">Question: If 5 kg of rice costs Rs 300, what is the cost of 8 kg of rice?</w:t>
+      </w:r>
+    </w:p>
+    <w:p>
+      <w:r>
+        <w:t xml:space="preserve">(a) Rs 420</w:t>
+      </w:r>
+    </w:p>
+    <w:p>
+      <w:r>
+        <w:t xml:space="preserve">(b) Rs 480</w:t>
+      </w:r>
+    </w:p>
+    <w:p>
+      <w:r>
+        <w:t xml:space="preserve">(c) Rs 540</w:t>
+      </w:r>
+    </w:p>
+    <w:p>
+      <w:r>
+        <w:t xml:space="preserve">(d) Rs 600</w:t>
+      </w:r>
+    </w:p>
+    <w:p>
+      <w:r>
+        <w:t xml:space="preserve">Answer: b</w:t>
+      </w:r>
+    </w:p>
+    <w:p>
+      <w:r>
+        <w:t xml:space="preserve">Solution: ✅ Correct Answer: b</w:t>
+      </w:r>
+    </w:p>
+    <w:p>
+      <w:r>
+        <w:t xml:space="preserve">🧠 Reasoning: One kg costs 300 ÷ 5 = Rs 60, so 8 kg costs 60 × 8 = Rs 480 (unitary method).</w:t>
+      </w:r>
+    </w:p>
+    <w:p>
+      <w:r>
+        <w:t xml:space="preserve">❌ Why Not Other Options?</w:t>
+      </w:r>
+    </w:p>
+    <w:p>
+      <w:r>
+        <w:t xml:space="preserve">(a) — Rs 420 comes from a wrong rate of 52.5 per kg.</w:t>
+      </w:r>
+    </w:p>
+    <w:p>
+      <w:r>
+        <w:t xml:space="preserve">(c) — Rs 540 implies 67.5 per kg — a miscalculation.</w:t>
+      </w:r>
+    </w:p>
+    <w:p>
+      <w:r>
+        <w:t xml:space="preserve">(d) — Rs 600 is simply double the 5-kg price, ignoring the per-kg rate.</w:t>
+      </w:r>
+    </w:p>
+    <w:p>
+      <w:r>
+        <w:t xml:space="preserve">⚠️ Exam Trap: Always find the cost of ONE unit first — 300/5 = 60, then multiply by 8. The unitary method never fails.</w:t>
+      </w:r>
+    </w:p>
+    <w:p>
+      <w:r>
+        <w:t xml:space="preserve">💎 PNC Pearl: "One kg first, then multiply — 60 rupees per kg makes 8 kg = 480."</w:t>
+      </w:r>
+    </w:p>
+    <w:p>
+      <w:r>
+        <w:t xml:space="preserve">Positive Marks: 1</w:t>
+      </w:r>
+    </w:p>
+    <w:p>
+      <w:r>
+        <w:t xml:space="preserve">Negative Marks: 0.25</w:t>
+      </w:r>
+    </w:p>
+    <w:p>
+      <w:r>
+        <w:t xml:space="preserve"/>
+      </w:r>
+    </w:p>
+    <w:p>
+      <w:r>
+        <w:t xml:space="preserve">Question: A number increased by 20% becomes 60. The number is</w:t>
+      </w:r>
+    </w:p>
+    <w:p>
+      <w:r>
+        <w:t xml:space="preserve">(a) 40</w:t>
+      </w:r>
+    </w:p>
+    <w:p>
+      <w:r>
+        <w:t xml:space="preserve">(b) 50</w:t>
+      </w:r>
+    </w:p>
+    <w:p>
+      <w:r>
+        <w:t xml:space="preserve">(c) 48</w:t>
+      </w:r>
+    </w:p>
+    <w:p>
+      <w:r>
+        <w:t xml:space="preserve">(d) 55</w:t>
+      </w:r>
+    </w:p>
+    <w:p>
+      <w:r>
+        <w:t xml:space="preserve">Answer: b</w:t>
+      </w:r>
+    </w:p>
+    <w:p>
+      <w:r>
+        <w:t xml:space="preserve">Solution: ✅ Correct Answer: b</w:t>
+      </w:r>
+    </w:p>
+    <w:p>
+      <w:r>
+        <w:t xml:space="preserve">🧠 Reasoning: If the number is x, then x + 20% of x = 1.2x = 60, so x = 60 ÷ 1.2 = 50.</w:t>
+      </w:r>
+    </w:p>
+    <w:p>
+      <w:r>
+        <w:t xml:space="preserve">❌ Why Not Other Options?</w:t>
+      </w:r>
+    </w:p>
+    <w:p>
+      <w:r>
+        <w:t xml:space="preserve">(a) — 40 + 20% = 48, not 60.</w:t>
+      </w:r>
+    </w:p>
+    <w:p>
+      <w:r>
+        <w:t xml:space="preserve">(c) — 48 is the result of 40 + 20%, a distractor built from option (a).</w:t>
+      </w:r>
+    </w:p>
+    <w:p>
+      <w:r>
+        <w:t xml:space="preserve">(d) — 55 + 20% = 66, not 60.</w:t>
+      </w:r>
+    </w:p>
+    <w:p>
+      <w:r>
+        <w:t xml:space="preserve">⚠️ Exam Trap: For percentage-increase questions, divide the final value by (1 + percent/100) — here 60 ÷ 1.2. Never subtract 20% of 60 (that would wrongly give 48).</w:t>
+      </w:r>
+    </w:p>
+    <w:p>
+      <w:r>
+        <w:t xml:space="preserve">💎 PNC Pearl: "After a 20% rise, divide by 1.2 — work backward with the multiplier, not the percentage."</w:t>
+      </w:r>
+    </w:p>
+    <w:p>
+      <w:r>
+        <w:t xml:space="preserve">Positive Marks: 1</w:t>
+      </w:r>
+    </w:p>
+    <w:p>
+      <w:r>
+        <w:t xml:space="preserve">Negative Marks: 0.25</w:t>
+      </w:r>
+    </w:p>
+    <w:p>
+      <w:r>
+        <w:t xml:space="preserve"/>
+      </w:r>
+    </w:p>
+    <w:p>
+      <w:r>
+        <w:t xml:space="preserve">Question: Find the next number in the series: 1, 4, 9, 16, 25, ?</w:t>
+      </w:r>
+    </w:p>
+    <w:p>
+      <w:r>
+        <w:t xml:space="preserve">(a) 30</w:t>
+      </w:r>
+    </w:p>
+    <w:p>
+      <w:r>
+        <w:t xml:space="preserve">(b) 34</w:t>
+      </w:r>
+    </w:p>
+    <w:p>
+      <w:r>
+        <w:t xml:space="preserve">(c) 36</w:t>
+      </w:r>
+    </w:p>
+    <w:p>
+      <w:r>
+        <w:t xml:space="preserve">(d) 49</w:t>
+      </w:r>
+    </w:p>
+    <w:p>
+      <w:r>
+        <w:t xml:space="preserve">Answer: c</w:t>
+      </w:r>
+    </w:p>
+    <w:p>
+      <w:r>
+        <w:t xml:space="preserve">Solution: ✅ Correct Answer: c</w:t>
+      </w:r>
+    </w:p>
+    <w:p>
+      <w:r>
+        <w:t xml:space="preserve">🧠 Reasoning: The series is the squares of 1, 2, 3, 4, 5 — so the next term is 6² = 36.</w:t>
+      </w:r>
+    </w:p>
+    <w:p>
+      <w:r>
+        <w:t xml:space="preserve">❌ Why Not Other Options?</w:t>
+      </w:r>
+    </w:p>
+    <w:p>
+      <w:r>
+        <w:t xml:space="preserve">(a) — 30 is not a perfect square and breaks the pattern.</w:t>
+      </w:r>
+    </w:p>
+    <w:p>
+      <w:r>
+        <w:t xml:space="preserve">(b) — 34 is not a perfect square.</w:t>
+      </w:r>
+    </w:p>
+    <w:p>
+      <w:r>
+        <w:t xml:space="preserve">(d) — 49 is 7² — it skips 6² (36).</w:t>
+      </w:r>
+    </w:p>
+    <w:p>
+      <w:r>
+        <w:t xml:space="preserve">⚠️ Exam Trap: Spot square series instantly — 1, 4, 9, 16, 25 are the first five squares. Memorize squares up to 15² for quick series questions.</w:t>
+      </w:r>
+    </w:p>
+    <w:p>
+      <w:r>
+        <w:t xml:space="preserve">💎 PNC Pearl: "1, 4, 9, 16, 25 = 1², 2², 3², 4², 5² — next is 6² = 36."</w:t>
+      </w:r>
+    </w:p>
+    <w:p>
+      <w:r>
+        <w:t xml:space="preserve">Positive Marks: 1</w:t>
+      </w:r>
+    </w:p>
+    <w:p>
+      <w:r>
+        <w:t xml:space="preserve">Negative Marks: 0.25</w:t>
+      </w:r>
+    </w:p>
+    <w:p>
+      <w:r>
+        <w:t xml:space="preserve"/>
+      </w:r>
+    </w:p>
+    <w:p>
+      <w:r>
+        <w:t xml:space="preserve">Question: In Windows, which shortcut key is used to undo the last action?</w:t>
+      </w:r>
+    </w:p>
+    <w:p>
+      <w:r>
+        <w:t xml:space="preserve">(a) Ctrl + Z</w:t>
+      </w:r>
+    </w:p>
+    <w:p>
+      <w:r>
+        <w:t xml:space="preserve">(b) Ctrl + A</w:t>
+      </w:r>
+    </w:p>
+    <w:p>
+      <w:r>
+        <w:t xml:space="preserve">(c) Ctrl + S</w:t>
+      </w:r>
+    </w:p>
+    <w:p>
+      <w:r>
+        <w:t xml:space="preserve">(d) Ctrl + P</w:t>
+      </w:r>
+    </w:p>
+    <w:p>
+      <w:r>
+        <w:t xml:space="preserve">Answer: a</w:t>
+      </w:r>
+    </w:p>
+    <w:p>
+      <w:r>
+        <w:t xml:space="preserve">Solution: ✅ Correct Answer: a</w:t>
+      </w:r>
+    </w:p>
+    <w:p>
+      <w:r>
+        <w:t xml:space="preserve">🧠 Reasoning: Ctrl+Z undoes (reverses) the last action.</w:t>
+      </w:r>
+    </w:p>
+    <w:p>
+      <w:r>
+        <w:t xml:space="preserve">❌ Why Not Other Options?</w:t>
+      </w:r>
+    </w:p>
+    <w:p>
+      <w:r>
+        <w:t xml:space="preserve">(b) — Ctrl+A SELECTS ALL.</w:t>
+      </w:r>
+    </w:p>
+    <w:p>
+      <w:r>
+        <w:t xml:space="preserve">(c) — Ctrl+S SAVES the file.</w:t>
+      </w:r>
+    </w:p>
+    <w:p>
+      <w:r>
+        <w:t xml:space="preserve">(d) — Ctrl+P PRINTS.</w:t>
+      </w:r>
+    </w:p>
+    <w:p>
+      <w:r>
+        <w:t xml:space="preserve">⚠️ Exam Trap: The single-letter shortcuts are a guaranteed computer basics question — "Z = undo (zap it back), S = save, P = print, A = all."</w:t>
+      </w:r>
+    </w:p>
+    <w:p>
+      <w:r>
+        <w:t xml:space="preserve">💎 PNC Pearl: "Z zaps the mistake — Ctrl+Z is every computer user's best friend."</w:t>
+      </w:r>
+    </w:p>
+    <w:p>
+      <w:r>
+        <w:t xml:space="preserve">Positive Marks: 1</w:t>
+      </w:r>
+    </w:p>
+    <w:p>
+      <w:r>
+        <w:t xml:space="preserve">Negative Marks: 0.25</w:t>
+      </w:r>
+    </w:p>
+    <w:p>
+      <w:r>
+        <w:t xml:space="preserve"/>
+      </w:r>
+    </w:p>
+    <w:p>
+      <w:r>
+        <w:t xml:space="preserve">Question: Which of the following is an input device?</w:t>
+      </w:r>
+    </w:p>
+    <w:p>
+      <w:r>
+        <w:t xml:space="preserve">(a) Printer</w:t>
+      </w:r>
+    </w:p>
+    <w:p>
+      <w:r>
+        <w:t xml:space="preserve">(b) Monitor</w:t>
+      </w:r>
+    </w:p>
+    <w:p>
+      <w:r>
+        <w:t xml:space="preserve">(c) Keyboard</w:t>
+      </w:r>
+    </w:p>
+    <w:p>
+      <w:r>
+        <w:t xml:space="preserve">(d) Speaker</w:t>
+      </w:r>
+    </w:p>
+    <w:p>
+      <w:r>
+        <w:t xml:space="preserve">Answer: c</w:t>
+      </w:r>
+    </w:p>
+    <w:p>
+      <w:r>
+        <w:t xml:space="preserve">Solution: ✅ Correct Answer: c</w:t>
+      </w:r>
+    </w:p>
+    <w:p>
+      <w:r>
+        <w:t xml:space="preserve">🧠 Reasoning: The keyboard enters data into the computer — an input device.</w:t>
+      </w:r>
+    </w:p>
+    <w:p>
+      <w:r>
+        <w:t xml:space="preserve">❌ Why Not Other Options?</w:t>
+      </w:r>
+    </w:p>
+    <w:p>
+      <w:r>
+        <w:t xml:space="preserve">(a) — The printer produces output (hard copy).</w:t>
+      </w:r>
+    </w:p>
+    <w:p>
+      <w:r>
+        <w:t xml:space="preserve">(b) — The monitor displays output on screen.</w:t>
+      </w:r>
+    </w:p>
+    <w:p>
+      <w:r>
+        <w:t xml:space="preserve">(d) — The speaker outputs sound.</w:t>
+      </w:r>
+    </w:p>
+    <w:p>
+      <w:r>
+        <w:t xml:space="preserve">⚠️ Exam Trap: Split the list — "input = keyboard, mouse, scanner, mic, webcam; output = monitor, printer, speaker." The answer becomes obvious.</w:t>
+      </w:r>
+    </w:p>
+    <w:p>
+      <w:r>
+        <w:t xml:space="preserve">💎 PNC Pearl: "In goes the keyboard, out comes the printer — input feeds, output shows."</w:t>
+      </w:r>
+    </w:p>
+    <w:p>
+      <w:r>
+        <w:t xml:space="preserve">Positive Marks: 1</w:t>
+      </w:r>
+    </w:p>
+    <w:p>
+      <w:r>
+        <w:t xml:space="preserve">Negative Marks: 0.25</w:t>
+      </w:r>
+    </w:p>
+    <w:p>
+      <w:r>
+        <w:t xml:space="preserve"/>
+      </w:r>
+    </w:p>
+    <w:p>
+      <w:r>
+        <w:t xml:space="preserve">Question: The permanent memory of a computer that stores data even when the power is off is</w:t>
+      </w:r>
+    </w:p>
+    <w:p>
+      <w:r>
+        <w:t xml:space="preserve">(a) RAM</w:t>
+      </w:r>
+    </w:p>
+    <w:p>
+      <w:r>
+        <w:t xml:space="preserve">(b) ROM</w:t>
+      </w:r>
+    </w:p>
+    <w:p>
+      <w:r>
+        <w:t xml:space="preserve">(c) Cache</w:t>
+      </w:r>
+    </w:p>
+    <w:p>
+      <w:r>
+        <w:t xml:space="preserve">(d) Register</w:t>
+      </w:r>
+    </w:p>
+    <w:p>
+      <w:r>
+        <w:t xml:space="preserve">Answer: b</w:t>
+      </w:r>
+    </w:p>
+    <w:p>
+      <w:r>
+        <w:t xml:space="preserve">Solution: ✅ Correct Answer: b</w:t>
+      </w:r>
+    </w:p>
+    <w:p>
+      <w:r>
+        <w:t xml:space="preserve">🧠 Reasoning: ROM (read-only memory) is non-volatile — it keeps its contents without power and holds the startup (BIOS) instructions.</w:t>
+      </w:r>
+    </w:p>
+    <w:p>
+      <w:r>
+        <w:t xml:space="preserve">❌ Why Not Other Options?</w:t>
+      </w:r>
+    </w:p>
+    <w:p>
+      <w:r>
+        <w:t xml:space="preserve">(a) — RAM is volatile — contents are LOST on shutdown.</w:t>
+      </w:r>
+    </w:p>
+    <w:p>
+      <w:r>
+        <w:t xml:space="preserve">(c) — Cache is fast volatile memory between CPU and RAM.</w:t>
+      </w:r>
+    </w:p>
+    <w:p>
+      <w:r>
+        <w:t xml:space="preserve">(d) — Registers are tiny volatile storage inside the CPU.</w:t>
+      </w:r>
+    </w:p>
+    <w:p>
+      <w:r>
+        <w:t xml:space="preserve">⚠️ Exam Trap: "RAM = volatile (Random, gone when power is off); ROM = Read Only (retained)" — the volatility contrast is the classic computer memory question.</w:t>
+      </w:r>
+    </w:p>
+    <w:p>
+      <w:r>
+        <w:t xml:space="preserve">💎 PNC Pearl: "RAM forgets, ROM remembers — 'volatile' means it vanishes with power."</w:t>
+      </w:r>
+    </w:p>
+    <w:p>
+      <w:r>
+        <w:t xml:space="preserve">Positive Marks: 1</w:t>
+      </w:r>
+    </w:p>
+    <w:p>
+      <w:r>
+        <w:t xml:space="preserve">Negative Marks: 0.25</w:t>
+      </w:r>
+    </w:p>
+    <w:p>
+      <w:r>
+        <w:t xml:space="preserve">Question: The "Iron Man of India" is the title given to</w:t>
+      </w:r>
+    </w:p>
+    <w:p>
+      <w:r>
+        <w:t xml:space="preserve">(a) Jawaharlal Nehru</w:t>
+      </w:r>
+    </w:p>
+    <w:p>
+      <w:r>
+        <w:t xml:space="preserve">(b) Sardar Vallabhbhai Patel</w:t>
+      </w:r>
+    </w:p>
+    <w:p>
+      <w:r>
+        <w:t xml:space="preserve">(c) Bhagat Singh</w:t>
+      </w:r>
+    </w:p>
+    <w:p>
+      <w:r>
+        <w:t xml:space="preserve">(d) Lal Bahadur Shastri</w:t>
+      </w:r>
+    </w:p>
+    <w:p>
+      <w:r>
+        <w:t xml:space="preserve">Answer: b</w:t>
+      </w:r>
+    </w:p>
+    <w:p>
+      <w:r>
+        <w:t xml:space="preserve">Solution: ✅ Correct Answer: b</w:t>
+      </w:r>
+    </w:p>
+    <w:p>
+      <w:r>
+        <w:t xml:space="preserve">🧠 Reasoning: Sardar Vallabhbhai Patel, who united the princely states into the Indian Union, is known as the "Iron Man of India."</w:t>
+      </w:r>
+    </w:p>
+    <w:p>
+      <w:r>
+        <w:t xml:space="preserve">❌ Why Not Other Options?</w:t>
+      </w:r>
+    </w:p>
+    <w:p>
+      <w:r>
+        <w:t xml:space="preserve">(a) — Nehru was the first PM and the architect of foreign policy.</w:t>
+      </w:r>
+    </w:p>
+    <w:p>
+      <w:r>
+        <w:t xml:space="preserve">(c) — Bhagat Singh was a revolutionary freedom fighter.</w:t>
+      </w:r>
+    </w:p>
+    <w:p>
+      <w:r>
+        <w:t xml:space="preserve">(d) — Lal Bahadur Shastri gave the slogan "Jai Jawan Jai Kisan."</w:t>
+      </w:r>
+    </w:p>
+    <w:p>
+      <w:r>
+        <w:t xml:space="preserve">⚠️ Exam Trap: Title matching — "Iron Man = Patel, Father of the Nation = Gandhi, Architect of the Constitution = Ambedkar, Nightingale of India = Sarojini Naidu."</w:t>
+      </w:r>
+    </w:p>
+    <w:p>
+      <w:r>
+        <w:t xml:space="preserve">💎 PNC Pearl: "Patel welded 500+ princely states into one India — iron will, iron title."</w:t>
+      </w:r>
+    </w:p>
+    <w:p>
+      <w:r>
+        <w:t xml:space="preserve">Positive Marks: 1</w:t>
+      </w:r>
+    </w:p>
+    <w:p>
+      <w:r>
+        <w:t xml:space="preserve">Negative Marks: 0.25</w:t>
+      </w:r>
+    </w:p>
+    <w:p>
+      <w:r>
+        <w:t xml:space="preserve"/>
+      </w:r>
+    </w:p>
+    <w:p>
+      <w:r>
+        <w:t xml:space="preserve">Question: The ozone layer in the atmosphere protects living beings from</w:t>
+      </w:r>
+    </w:p>
+    <w:p>
+      <w:r>
+        <w:t xml:space="preserve">(a) Ultraviolet radiation</w:t>
+      </w:r>
+    </w:p>
+    <w:p>
+      <w:r>
+        <w:t xml:space="preserve">(b) Infrared radiation only</w:t>
+      </w:r>
+    </w:p>
+    <w:p>
+      <w:r>
+        <w:t xml:space="preserve">(c) Sound waves</w:t>
+      </w:r>
+    </w:p>
+    <w:p>
+      <w:r>
+        <w:t xml:space="preserve">(d) X-rays only</w:t>
+      </w:r>
+    </w:p>
+    <w:p>
+      <w:r>
+        <w:t xml:space="preserve">Answer: a</w:t>
+      </w:r>
+    </w:p>
+    <w:p>
+      <w:r>
+        <w:t xml:space="preserve">Solution: ✅ Correct Answer: a</w:t>
+      </w:r>
+    </w:p>
+    <w:p>
+      <w:r>
+        <w:t xml:space="preserve">🧠 Reasoning: The ozone layer absorbs most of the Sun's harmful ultraviolet (UV-B) radiation, protecting life from skin cancer and cataracts.</w:t>
+      </w:r>
+    </w:p>
+    <w:p>
+      <w:r>
+        <w:t xml:space="preserve">❌ Why Not Other Options?</w:t>
+      </w:r>
+    </w:p>
+    <w:p>
+      <w:r>
+        <w:t xml:space="preserve">(b) — Infrared is heat radiation, not blocked by ozone.</w:t>
+      </w:r>
+    </w:p>
+    <w:p>
+      <w:r>
+        <w:t xml:space="preserve">(c) — Sound waves do not travel through the stratosphere in this context.</w:t>
+      </w:r>
+    </w:p>
+    <w:p>
+      <w:r>
+        <w:t xml:space="preserve">(d) — X-rays are absorbed mostly by the upper atmosphere, not the ozone layer.</w:t>
+      </w:r>
+    </w:p>
+    <w:p>
+      <w:r>
+        <w:t xml:space="preserve">⚠️ Exam Trap: "Ozone blocks UV; CFCs destroy ozone" — the ozone-CFC link (and the Montreal Protocol) is a standard environmental GK pairing.</w:t>
+      </w:r>
+    </w:p>
+    <w:p>
+      <w:r>
+        <w:t xml:space="preserve">💎 PNC Pearl: "Ozone is the Earth's sunscreen — CFCs are what punch holes in it."</w:t>
+      </w:r>
+    </w:p>
+    <w:p>
+      <w:r>
+        <w:t xml:space="preserve">Positive Marks: 1</w:t>
+      </w:r>
+    </w:p>
+    <w:p>
+      <w:r>
+        <w:t xml:space="preserve">Negative Marks: 0.25</w:t>
+      </w:r>
+    </w:p>
+    <w:p>
+      <w:r>
+        <w:t xml:space="preserve"/>
+      </w:r>
+    </w:p>
+    <w:p>
+      <w:r>
+        <w:t xml:space="preserve">Question: The headquarters of the World Health Organization (WHO) is located in</w:t>
+      </w:r>
+    </w:p>
+    <w:p>
+      <w:r>
+        <w:t xml:space="preserve">(a) New York</w:t>
+      </w:r>
+    </w:p>
+    <w:p>
+      <w:r>
+        <w:t xml:space="preserve">(b) Geneva</w:t>
+      </w:r>
+    </w:p>
+    <w:p>
+      <w:r>
+        <w:t xml:space="preserve">(c) Paris</w:t>
+      </w:r>
+    </w:p>
+    <w:p>
+      <w:r>
+        <w:t xml:space="preserve">(d) London</w:t>
+      </w:r>
+    </w:p>
+    <w:p>
+      <w:r>
+        <w:t xml:space="preserve">Answer: b</w:t>
+      </w:r>
+    </w:p>
+    <w:p>
+      <w:r>
+        <w:t xml:space="preserve">Solution: ✅ Correct Answer: b</w:t>
+      </w:r>
+    </w:p>
+    <w:p>
+      <w:r>
+        <w:t xml:space="preserve">🧠 Reasoning: WHO headquarters is in Geneva, Switzerland — the global health agency of the UN.</w:t>
+      </w:r>
+    </w:p>
+    <w:p>
+      <w:r>
+        <w:t xml:space="preserve">❌ Why Not Other Options?</w:t>
+      </w:r>
+    </w:p>
+    <w:p>
+      <w:r>
+        <w:t xml:space="preserve">(a) — New York hosts the UN headquarters.</w:t>
+      </w:r>
+    </w:p>
+    <w:p>
+      <w:r>
+        <w:t xml:space="preserve">(c) — Paris hosts UNESCO.</w:t>
+      </w:r>
+    </w:p>
+    <w:p>
+      <w:r>
+        <w:t xml:space="preserve">(d) — London is not an agency headquarters in this list.</w:t>
+      </w:r>
+    </w:p>
+    <w:p>
+      <w:r>
+        <w:t xml:space="preserve">⚠️ Exam Trap: The city-to-agency match is a common GK trap — "Geneva = WHO and Red Cross; New York = UN; Paris = UNESCO; Rome = FAO."</w:t>
+      </w:r>
+    </w:p>
+    <w:p>
+      <w:r>
+        <w:t xml:space="preserve">💎 PNC Pearl: "Geneva is the health capital — WHO and the Red Cross both call it home."</w:t>
+      </w:r>
+    </w:p>
+    <w:p>
+      <w:r>
+        <w:t xml:space="preserve">Positive Marks: 1</w:t>
+      </w:r>
+    </w:p>
+    <w:p>
+      <w:r>
+        <w:t xml:space="preserve">Negative Marks: 0.25</w:t>
+      </w:r>
+    </w:p>
+    <w:p>
+      <w:r>
+        <w:t xml:space="preserve"/>
+      </w:r>
+    </w:p>
+    <w:p>
+      <w:r>
+        <w:t xml:space="preserve">Question: The sum of the three angles of a triangle is</w:t>
+      </w:r>
+    </w:p>
+    <w:p>
+      <w:r>
+        <w:t xml:space="preserve">(a) 90 degrees</w:t>
+      </w:r>
+    </w:p>
+    <w:p>
+      <w:r>
+        <w:t xml:space="preserve">(b) 180 degrees</w:t>
+      </w:r>
+    </w:p>
+    <w:p>
+      <w:r>
+        <w:t xml:space="preserve">(c) 270 degrees</w:t>
+      </w:r>
+    </w:p>
+    <w:p>
+      <w:r>
+        <w:t xml:space="preserve">(d) 360 degrees</w:t>
+      </w:r>
+    </w:p>
+    <w:p>
+      <w:r>
+        <w:t xml:space="preserve">Answer: b</w:t>
+      </w:r>
+    </w:p>
+    <w:p>
+      <w:r>
+        <w:t xml:space="preserve">Solution: ✅ Correct Answer: b</w:t>
+      </w:r>
+    </w:p>
+    <w:p>
+      <w:r>
+        <w:t xml:space="preserve">🧠 Reasoning: The interior angles of any triangle always add up to 180 degrees — the angle-sum property.</w:t>
+      </w:r>
+    </w:p>
+    <w:p>
+      <w:r>
+        <w:t xml:space="preserve">❌ Why Not Other Options?</w:t>
+      </w:r>
+    </w:p>
+    <w:p>
+      <w:r>
+        <w:t xml:space="preserve">(a) — 90 degrees is one right angle, not the triangle sum.</w:t>
+      </w:r>
+    </w:p>
+    <w:p>
+      <w:r>
+        <w:t xml:space="preserve">(c) — 270 degrees has no geometric basis for a triangle.</w:t>
+      </w:r>
+    </w:p>
+    <w:p>
+      <w:r>
+        <w:t xml:space="preserve">(d) — 360 degrees is a full circle or the sum of a QUADRILATERAL's angles.</w:t>
+      </w:r>
+    </w:p>
+    <w:p>
+      <w:r>
+        <w:t xml:space="preserve">⚠️ Exam Trap: "Triangle = 180, quadrilateral = 360" — the angle-sum rule for both shapes is basic but frequently asked.</w:t>
+      </w:r>
+    </w:p>
+    <w:p>
+      <w:r>
+        <w:t xml:space="preserve">💎 PNC Pearl: "Triangle 180, quadrilateral 360 — half the shape, half the degrees."</w:t>
+      </w:r>
+    </w:p>
+    <w:p>
+      <w:r>
+        <w:t xml:space="preserve">Positive Marks: 1</w:t>
+      </w:r>
+    </w:p>
+    <w:p>
+      <w:r>
+        <w:t xml:space="preserve">Negative Marks: 0.25</w:t>
+      </w:r>
+    </w:p>
+    <w:p>
+      <w:r>
+        <w:t xml:space="preserve"/>
+      </w:r>
+    </w:p>
+    <w:p>
+      <w:r>
+        <w:t xml:space="preserve">Question: A car covers 90 km in 3 hours. Its average speed is</w:t>
+      </w:r>
+    </w:p>
+    <w:p>
+      <w:r>
+        <w:t xml:space="preserve">(a) 45 km/hr</w:t>
+      </w:r>
+    </w:p>
+    <w:p>
+      <w:r>
+        <w:t xml:space="preserve">(b) 30 km/hr</w:t>
+      </w:r>
+    </w:p>
+    <w:p>
+      <w:r>
+        <w:t xml:space="preserve">(c) 60 km/hr</w:t>
+      </w:r>
+    </w:p>
+    <w:p>
+      <w:r>
+        <w:t xml:space="preserve">(d) 270 km/hr</w:t>
+      </w:r>
+    </w:p>
+    <w:p>
+      <w:r>
+        <w:t xml:space="preserve">Answer: b</w:t>
+      </w:r>
+    </w:p>
+    <w:p>
+      <w:r>
+        <w:t xml:space="preserve">Solution: ✅ Correct Answer: b</w:t>
+      </w:r>
+    </w:p>
+    <w:p>
+      <w:r>
+        <w:t xml:space="preserve">🧠 Reasoning: Speed = distance ÷ time = 90 ÷ 3 = 30 km/hr.</w:t>
+      </w:r>
+    </w:p>
+    <w:p>
+      <w:r>
+        <w:t xml:space="preserve">❌ Why Not Other Options?</w:t>
+      </w:r>
+    </w:p>
+    <w:p>
+      <w:r>
+        <w:t xml:space="preserve">(a) — 45 would be 90 ÷ 2 — wrong time.</w:t>
+      </w:r>
+    </w:p>
+    <w:p>
+      <w:r>
+        <w:t xml:space="preserve">(c) — 60 would be 180 ÷ 3 — wrong distance.</w:t>
+      </w:r>
+    </w:p>
+    <w:p>
+      <w:r>
+        <w:t xml:space="preserve">(d) — 270 MULTIPLIES distance by time instead of dividing — the classic trap.</w:t>
+      </w:r>
+    </w:p>
+    <w:p>
+      <w:r>
+        <w:t xml:space="preserve">⚠️ Exam Trap: Always sanity-check — 270 km/hr for a 90 km trip in 3 hours is obviously impossible. Use the units to guide the formula.</w:t>
+      </w:r>
+    </w:p>
+    <w:p>
+      <w:r>
+        <w:t xml:space="preserve">💎 PNC Pearl: "Speed = distance ÷ time; a sanity check on the answer catches the multiply trap."</w:t>
+      </w:r>
+    </w:p>
+    <w:p>
+      <w:r>
+        <w:t xml:space="preserve">Positive Marks: 1</w:t>
+      </w:r>
+    </w:p>
+    <w:p>
+      <w:r>
+        <w:t xml:space="preserve">Negative Marks: 0.25</w:t>
+      </w:r>
+    </w:p>
+    <w:p>
+      <w:r>
+        <w:t xml:space="preserve"/>
+      </w:r>
+    </w:p>
+    <w:p>
+      <w:r>
+        <w:t xml:space="preserve">Question: A shopkeeper buys an item for Rs 500 and sells it for Rs 600. The profit percentage is</w:t>
+      </w:r>
+    </w:p>
+    <w:p>
+      <w:r>
+        <w:t xml:space="preserve">(a) 10%</w:t>
+      </w:r>
+    </w:p>
+    <w:p>
+      <w:r>
+        <w:t xml:space="preserve">(b) 15%</w:t>
+      </w:r>
+    </w:p>
+    <w:p>
+      <w:r>
+        <w:t xml:space="preserve">(c) 20%</w:t>
+      </w:r>
+    </w:p>
+    <w:p>
+      <w:r>
+        <w:t xml:space="preserve">(d) 25%</w:t>
+      </w:r>
+    </w:p>
+    <w:p>
+      <w:r>
+        <w:t xml:space="preserve">Answer: c</w:t>
+      </w:r>
+    </w:p>
+    <w:p>
+      <w:r>
+        <w:t xml:space="preserve">Solution: ✅ Correct Answer: c</w:t>
+      </w:r>
+    </w:p>
+    <w:p>
+      <w:r>
+        <w:t xml:space="preserve">🧠 Reasoning: Profit = 600 − 500 = Rs 100; profit % = (100 ÷ 500) × 100 = 20%.</w:t>
+      </w:r>
+    </w:p>
+    <w:p>
+      <w:r>
+        <w:t xml:space="preserve">❌ Why Not Other Options?</w:t>
+      </w:r>
+    </w:p>
+    <w:p>
+      <w:r>
+        <w:t xml:space="preserve">(a) — 10% would be a profit of Rs 50, not 100.</w:t>
+      </w:r>
+    </w:p>
+    <w:p>
+      <w:r>
+        <w:t xml:space="preserve">(b) — 15% would be Rs 75 profit.</w:t>
+      </w:r>
+    </w:p>
+    <w:p>
+      <w:r>
+        <w:t xml:space="preserve">(d) — 25% would be Rs 125 profit.</w:t>
+      </w:r>
+    </w:p>
+    <w:p>
+      <w:r>
+        <w:t xml:space="preserve">⚠️ Exam Trap: "Profit % is always on the COST price, not the selling price" — (100 ÷ 600) × 100 = 16.7% would be the wrong method. Cost price is the base.</w:t>
+      </w:r>
+    </w:p>
+    <w:p>
+      <w:r>
+        <w:t xml:space="preserve">💎 PNC Pearl: "Profit % divides by the COST price — 100 profit on 500 = 20%."</w:t>
+      </w:r>
+    </w:p>
+    <w:p>
+      <w:r>
+        <w:t xml:space="preserve">Positive Marks: 1</w:t>
+      </w:r>
+    </w:p>
+    <w:p>
+      <w:r>
+        <w:t xml:space="preserve">Negative Marks: 0.25</w:t>
+      </w:r>
+    </w:p>
+    <w:p>
+      <w:r>
+        <w:t xml:space="preserve"/>
+      </w:r>
+    </w:p>
+    <w:p>
+      <w:r>
+        <w:t xml:space="preserve">Question: Find the next number in the series: 3, 6, 11, 18, 27, ?</w:t>
+      </w:r>
+    </w:p>
+    <w:p>
+      <w:r>
+        <w:t xml:space="preserve">(a) 36</w:t>
+      </w:r>
+    </w:p>
+    <w:p>
+      <w:r>
+        <w:t xml:space="preserve">(b) 37</w:t>
+      </w:r>
+    </w:p>
+    <w:p>
+      <w:r>
+        <w:t xml:space="preserve">(c) 38</w:t>
+      </w:r>
+    </w:p>
+    <w:p>
+      <w:r>
+        <w:t xml:space="preserve">(d) 40</w:t>
+      </w:r>
+    </w:p>
+    <w:p>
+      <w:r>
+        <w:t xml:space="preserve">Answer: c</w:t>
+      </w:r>
+    </w:p>
+    <w:p>
+      <w:r>
+        <w:t xml:space="preserve">Solution: ✅ Correct Answer: c</w:t>
+      </w:r>
+    </w:p>
+    <w:p>
+      <w:r>
+        <w:t xml:space="preserve">🧠 Reasoning: The differences are 3, 5, 7, 9 — consecutive odd numbers — so the next difference is 11 and the next term is 27 + 11 = 38.</w:t>
+      </w:r>
+    </w:p>
+    <w:p>
+      <w:r>
+        <w:t xml:space="preserve">❌ Why Not Other Options?</w:t>
+      </w:r>
+    </w:p>
+    <w:p>
+      <w:r>
+        <w:t xml:space="preserve">(a) — 36 would come from adding 9 (repeating the last difference).</w:t>
+      </w:r>
+    </w:p>
+    <w:p>
+      <w:r>
+        <w:t xml:space="preserve">(b) — 37 adds 10 — not in the odd-number pattern.</w:t>
+      </w:r>
+    </w:p>
+    <w:p>
+      <w:r>
+        <w:t xml:space="preserve">(d) — 40 adds 13 — skipping 11.</w:t>
+      </w:r>
+    </w:p>
+    <w:p>
+      <w:r>
+        <w:t xml:space="preserve">⚠️ Exam Trap: When differences grow by a constant (+2 here), the pattern is often 'add odd numbers.' Write the differences down FIRST — that reveals the pattern.</w:t>
+      </w:r>
+    </w:p>
+    <w:p>
+      <w:r>
+        <w:t xml:space="preserve">💎 PNC Pearl: "Differences 3, 5, 7, 9 = odd numbers climbing — next jump is 11."</w:t>
+      </w:r>
+    </w:p>
+    <w:p>
+      <w:r>
+        <w:t xml:space="preserve">Positive Marks: 1</w:t>
+      </w:r>
+    </w:p>
+    <w:p>
+      <w:r>
+        <w:t xml:space="preserve">Negative Marks: 0.25</w:t>
+      </w:r>
+    </w:p>
+    <w:p>
+      <w:r>
+        <w:t xml:space="preserve"/>
+      </w:r>
+    </w:p>
+    <w:p>
+      <w:r>
+        <w:t xml:space="preserve">Question: Which of the following is a web browser?</w:t>
+      </w:r>
+    </w:p>
+    <w:p>
+      <w:r>
+        <w:t xml:space="preserve">(a) Mozilla Firefox</w:t>
+      </w:r>
+    </w:p>
+    <w:p>
+      <w:r>
+        <w:t xml:space="preserve">(b) MS Excel</w:t>
+      </w:r>
+    </w:p>
+    <w:p>
+      <w:r>
+        <w:t xml:space="preserve">(c) Windows Media Player</w:t>
+      </w:r>
+    </w:p>
+    <w:p>
+      <w:r>
+        <w:t xml:space="preserve">(d) Adobe Reader</w:t>
+      </w:r>
+    </w:p>
+    <w:p>
+      <w:r>
+        <w:t xml:space="preserve">Answer: a</w:t>
+      </w:r>
+    </w:p>
+    <w:p>
+      <w:r>
+        <w:t xml:space="preserve">Solution: ✅ Correct Answer: a</w:t>
+      </w:r>
+    </w:p>
+    <w:p>
+      <w:r>
+        <w:t xml:space="preserve">🧠 Reasoning: Mozilla Firefox is a web browser used to access and view websites.</w:t>
+      </w:r>
+    </w:p>
+    <w:p>
+      <w:r>
+        <w:t xml:space="preserve">❌ Why Not Other Options?</w:t>
+      </w:r>
+    </w:p>
+    <w:p>
+      <w:r>
+        <w:t xml:space="preserve">(b) — MS Excel is a spreadsheet application.</w:t>
+      </w:r>
+    </w:p>
+    <w:p>
+      <w:r>
+        <w:t xml:space="preserve">(c) — Windows Media Player plays audio/video files.</w:t>
+      </w:r>
+    </w:p>
+    <w:p>
+      <w:r>
+        <w:t xml:space="preserve">(d) — Adobe Reader opens PDF documents.</w:t>
+      </w:r>
+    </w:p>
+    <w:p>
+      <w:r>
+        <w:t xml:space="preserve">⚠️ Exam Trap: "Browsers = Chrome, Firefox, Edge, Safari, Opera" — applications like Word, Excel, and Paint are not browsers.</w:t>
+      </w:r>
+    </w:p>
+    <w:p>
+      <w:r>
+        <w:t xml:space="preserve">💎 PNC Pearl: "Firefox, Chrome, Edge, Safari — browsers open the web; everything else is an app."</w:t>
+      </w:r>
+    </w:p>
+    <w:p>
+      <w:r>
+        <w:t xml:space="preserve">Positive Marks: 1</w:t>
+      </w:r>
+    </w:p>
+    <w:p>
+      <w:r>
+        <w:t xml:space="preserve">Negative Marks: 0.25</w:t>
+      </w:r>
+    </w:p>
+    <w:p>
+      <w:r>
+        <w:t xml:space="preserve"/>
+      </w:r>
+    </w:p>
+    <w:p>
+      <w:r>
+        <w:t xml:space="preserve">Question: The full form of URL is</w:t>
+      </w:r>
+    </w:p>
+    <w:p>
+      <w:r>
+        <w:t xml:space="preserve">(a) Universal Resource Locator</w:t>
+      </w:r>
+    </w:p>
+    <w:p>
+      <w:r>
+        <w:t xml:space="preserve">(b) Uniform Resource Locator</w:t>
+      </w:r>
+    </w:p>
+    <w:p>
+      <w:r>
+        <w:t xml:space="preserve">(c) Unified Resource Library</w:t>
+      </w:r>
+    </w:p>
+    <w:p>
+      <w:r>
+        <w:t xml:space="preserve">(d) Universal Reading Link</w:t>
+      </w:r>
+    </w:p>
+    <w:p>
+      <w:r>
+        <w:t xml:space="preserve">Answer: b</w:t>
+      </w:r>
+    </w:p>
+    <w:p>
+      <w:r>
+        <w:t xml:space="preserve">Solution: ✅ Correct Answer: b</w:t>
+      </w:r>
+    </w:p>
+    <w:p>
+      <w:r>
+        <w:t xml:space="preserve">🧠 Reasoning: URL stands for Uniform Resource Locator — the standard address of a resource on the internet, such as https://www.example.com.</w:t>
+      </w:r>
+    </w:p>
+    <w:p>
+      <w:r>
+        <w:t xml:space="preserve">❌ Why Not Other Options?</w:t>
+      </w:r>
+    </w:p>
+    <w:p>
+      <w:r>
+        <w:t xml:space="preserve">(a) — "Universal" is a common misremembering — the correct word is UNIFORM.</w:t>
+      </w:r>
+    </w:p>
+    <w:p>
+      <w:r>
+        <w:t xml:space="preserve">(c) — "Library" is an invented expansion.</w:t>
+      </w:r>
+    </w:p>
+    <w:p>
+      <w:r>
+        <w:t xml:space="preserve">(d) — "Reading Link" has no meaning in internet standards.</w:t>
+      </w:r>
+    </w:p>
+    <w:p>
+      <w:r>
+        <w:t xml:space="preserve">⚠️ Exam Trap: "URL = Uniform Resource Locator; HTTP = HyperText Transfer Protocol" — the two internet acronyms often appear together.</w:t>
+      </w:r>
+    </w:p>
+    <w:p>
+      <w:r>
+        <w:t xml:space="preserve">💎 PNC Pearl: "Uniform Resource Locator — the web's postal address system."</w:t>
+      </w:r>
+    </w:p>
+    <w:p>
+      <w:r>
+        <w:t xml:space="preserve">Positive Marks: 1</w:t>
+      </w:r>
+    </w:p>
+    <w:p>
+      <w:r>
+        <w:t xml:space="preserve">Negative Marks: 0.25</w:t>
+      </w:r>
+    </w:p>
+    <w:p>
+      <w:r>
+        <w:t xml:space="preserve"/>
+      </w:r>
+    </w:p>
+    <w:p>
+      <w:r>
+        <w:t xml:space="preserve">Question: 1 Kilobyte (KB) is equal to</w:t>
+      </w:r>
+    </w:p>
+    <w:p>
+      <w:r>
+        <w:t xml:space="preserve">(a) 100 bytes</w:t>
+      </w:r>
+    </w:p>
+    <w:p>
+      <w:r>
+        <w:t xml:space="preserve">(b) 1024 bytes</w:t>
+      </w:r>
+    </w:p>
+    <w:p>
+      <w:r>
+        <w:t xml:space="preserve">(c) 2048 bytes</w:t>
+      </w:r>
+    </w:p>
+    <w:p>
+      <w:r>
+        <w:t xml:space="preserve">(d) 512 bytes</w:t>
+      </w:r>
+    </w:p>
+    <w:p>
+      <w:r>
+        <w:t xml:space="preserve">Answer: b</w:t>
+      </w:r>
+    </w:p>
+    <w:p>
+      <w:r>
+        <w:t xml:space="preserve">Solution: ✅ Correct Answer: b</w:t>
+      </w:r>
+    </w:p>
+    <w:p>
+      <w:r>
+        <w:t xml:space="preserve">🧠 Reasoning: In the binary system computers use, 1 KB = 1024 bytes (2¹⁰) — because 2¹⁰ = 1024.</w:t>
+      </w:r>
+    </w:p>
+    <w:p>
+      <w:r>
+        <w:t xml:space="preserve">❌ Why Not Other Options?</w:t>
+      </w:r>
+    </w:p>
+    <w:p>
+      <w:r>
+        <w:t xml:space="preserve">(a) — 1000 is the DECIMAL approximation used by storage manufacturers, not the binary standard.</w:t>
+      </w:r>
+    </w:p>
+    <w:p>
+      <w:r>
+        <w:t xml:space="preserve">(c) — 2048 is 2 × 1024 — that is 2 KB.</w:t>
+      </w:r>
+    </w:p>
+    <w:p>
+      <w:r>
+        <w:t xml:space="preserve">(d) — 512 is half of 1024 — that is 0.5 KB.</w:t>
+      </w:r>
+    </w:p>
+    <w:p>
+      <w:r>
+        <w:t xml:space="preserve">⚠️ Exam Trap: The memory ladder — "1 KB = 1024 B, 1 MB = 1024 KB, 1 GB = 1024 MB" — memorize the 1024 progression.</w:t>
+      </w:r>
+    </w:p>
+    <w:p>
+      <w:r>
+        <w:t xml:space="preserve">💎 PNC Pearl: "Computers count in 1024s: KB → MB → GB, each step ×1024."</w:t>
+      </w:r>
+    </w:p>
+    <w:p>
+      <w:r>
+        <w:t xml:space="preserve">Positive Marks: 1</w:t>
+      </w:r>
+    </w:p>
+    <w:p>
+      <w:r>
+        <w:t xml:space="preserve">Negative Marks: 0.25</w:t>
       </w:r>
     </w:p>
     <w:sectPr>
       <w:pgSz w:w="12240" w:h="15840"/>
-      <w:pgMar w:top="864" w:right="1008" w:bottom="864" w:left="1008" w:header="720" w:footer="720" w:gutter="0"/>
+      <w:pgMar w:top="1440" w:right="1800" w:bottom="1440" w:left="1800" w:header="720" w:footer="720" w:gutter="0"/>
       <w:cols w:space="720"/>
       <w:docGrid w:linePitch="360"/>
     </w:sectPr>
@@ -2535,10 +2065,6 @@
     <w:name w:val="Normal"/>
     <w:qFormat/>
     <w:rsid w:val="00FC693F"/>
-    <w:rPr>
-      <w:rFonts w:ascii="Calibri" w:hAnsi="Calibri"/>
-      <w:sz w:val="22"/>
-    </w:rPr>
   </w:style>
   <w:style w:type="paragraph" w:styleId="Header">
     <w:name w:val="header"/>
